--- a/public/lesson-8.docx
+++ b/public/lesson-8.docx
@@ -6,155 +6,2132 @@
       <w:pPr>
         <w:pStyle w:val="Heading2"/>
         <w:rPr>
-          <w:b w:val="0"/>
-          <w:i w:val="0"/>
-        </w:rPr>
-      </w:pPr>
-      <w:r>
-        <w:rPr>
-          <w:b w:val="0"/>
-          <w:i w:val="0"/>
-        </w:rPr>
-        <w:t>Урок 8</w:t>
+          <w:lang w:val="ru-RU"/>
+        </w:rPr>
+      </w:pPr>
+      <w:r>
+        <w:rPr>
+          <w:lang w:val="ru-RU"/>
+        </w:rPr>
+        <w:t>Возвращение к спору Августина и Пелагия</w:t>
       </w:r>
     </w:p>
     <w:p>
-      <w:r>
-        <w:t>Возвращение к спору Августина и Пелагия. Чтобы проще понять мысль Пелагия, нужно представить человека, на которого оказывается множество разных воздействий; внутри него есть устройство — нейтрализатор этих воздействий, сводящий свободный выбор к добру или злу к пропорции 50/50. Важно: все воздействия являются положительными, ведь они следствие сотворения бога.</w:t>
+      <w:pPr>
+        <w:rPr>
+          <w:rFonts w:ascii="Times New Roman" w:hAnsi="Times New Roman" w:cs="Times New Roman"/>
+          <w:sz w:val="24"/>
+          <w:szCs w:val="24"/>
+        </w:rPr>
+      </w:pPr>
+      <w:r>
+        <w:rPr>
+          <w:rFonts w:ascii="Times New Roman" w:hAnsi="Times New Roman" w:cs="Times New Roman"/>
+          <w:sz w:val="24"/>
+          <w:szCs w:val="24"/>
+          <w:lang w:val="ru-RU"/>
+        </w:rPr>
+        <w:t>Чтобы проще понять мысль Пелагия, нужно представить человека, на которого оказывается множество разных воздействий; внутри него есть устройство — нейтрализатор этих воздействий, сводящий свободный выбор к добру или злу к пропорции 50/50.</w:t>
       </w:r>
     </w:p>
     <w:p>
-      <w:r>
-        <w:t>Если предложение выше справедливо, тогда Вопрос: как воздействия могут быть благотворными, если они также порождены из ничто?</w:t>
+      <w:pPr>
+        <w:rPr>
+          <w:rFonts w:ascii="Times New Roman" w:hAnsi="Times New Roman" w:cs="Times New Roman"/>
+          <w:sz w:val="24"/>
+          <w:szCs w:val="24"/>
+          <w:lang w:val="ru-RU"/>
+        </w:rPr>
+      </w:pPr>
+      <w:r>
+        <w:rPr>
+          <w:rFonts w:ascii="Times New Roman" w:hAnsi="Times New Roman" w:cs="Times New Roman"/>
+          <w:sz w:val="24"/>
+          <w:szCs w:val="24"/>
+          <w:lang w:val="ru-RU"/>
+        </w:rPr>
+        <w:t>Важно:</w:t>
+      </w:r>
+      <w:r>
+        <w:rPr>
+          <w:rFonts w:ascii="Times New Roman" w:hAnsi="Times New Roman" w:cs="Times New Roman"/>
+          <w:sz w:val="24"/>
+          <w:szCs w:val="24"/>
+          <w:lang w:val="ru-RU"/>
+        </w:rPr>
+        <w:t xml:space="preserve"> </w:t>
+      </w:r>
+      <w:r>
+        <w:rPr>
+          <w:rFonts w:ascii="Times New Roman" w:hAnsi="Times New Roman" w:cs="Times New Roman"/>
+          <w:sz w:val="24"/>
+          <w:szCs w:val="24"/>
+          <w:lang w:val="ru-RU"/>
+        </w:rPr>
+        <w:t>в монотеизме</w:t>
+      </w:r>
+      <w:r>
+        <w:rPr>
+          <w:rFonts w:ascii="Times New Roman" w:hAnsi="Times New Roman" w:cs="Times New Roman"/>
+          <w:sz w:val="24"/>
+          <w:szCs w:val="24"/>
+          <w:lang w:val="ru-RU"/>
+        </w:rPr>
+        <w:t xml:space="preserve"> все воздействия являются положительными, ведь они следствие сотворения бога.</w:t>
       </w:r>
     </w:p>
     <w:p>
-      <w:r>
-        <w:t>Августин: Тот же человек, на которого оказывается воздействие, но вместо нейтрализатора в нем есть дефект, ущерб, умаление, отклонение, недостаток, возникший при сотворении; при этом воздействий этот человек избегает. А свобода воли на самом деле является её имитацией.</w:t>
+      <w:pPr>
+        <w:rPr>
+          <w:rFonts w:ascii="Times New Roman" w:hAnsi="Times New Roman" w:cs="Times New Roman"/>
+          <w:sz w:val="24"/>
+          <w:szCs w:val="24"/>
+          <w:lang w:val="ru-RU"/>
+        </w:rPr>
+      </w:pPr>
+      <w:r>
+        <w:rPr>
+          <w:rFonts w:ascii="Times New Roman" w:hAnsi="Times New Roman" w:cs="Times New Roman"/>
+          <w:sz w:val="24"/>
+          <w:szCs w:val="24"/>
+          <w:lang w:val="ru-RU"/>
+        </w:rPr>
+        <w:t xml:space="preserve">Если предложение выше справедливо, тогда </w:t>
+      </w:r>
+      <w:r>
+        <w:rPr>
+          <w:rFonts w:ascii="Times New Roman" w:hAnsi="Times New Roman" w:cs="Times New Roman"/>
+          <w:sz w:val="24"/>
+          <w:szCs w:val="24"/>
+          <w:lang w:val="ru-RU"/>
+        </w:rPr>
+        <w:t>в</w:t>
+      </w:r>
+      <w:r>
+        <w:rPr>
+          <w:rFonts w:ascii="Times New Roman" w:hAnsi="Times New Roman" w:cs="Times New Roman"/>
+          <w:sz w:val="24"/>
+          <w:szCs w:val="24"/>
+          <w:lang w:val="ru-RU"/>
+        </w:rPr>
+        <w:t>опрос: как воздействия могут быть благотворными, если они также порождены из ничто?</w:t>
       </w:r>
     </w:p>
     <w:p>
-      <w:r>
-        <w:t>Вопрос: имитацию свободы воли от Августина можно понимать как то, что нами на самом деле руководит зло, мы действуем его руками, при этом нам кажется, что выбор делаем мы в зависимости от воздействий? Ответ: точно не так, это больше похоже на воздействие на тебя беса или дьявола; лучше понимать зло в человеке как внезапное проявление в нем его defectio; человек умаляется, уклоняется. Его силы мощнее человеческого тела; дело не в теле; дело в том, что греховность лежит гораздо глубже, она в «ничто», которое внутри нас. Она источник искушения.</w:t>
+      <w:pPr>
+        <w:rPr>
+          <w:rFonts w:ascii="Times New Roman" w:hAnsi="Times New Roman" w:cs="Times New Roman"/>
+          <w:sz w:val="24"/>
+          <w:szCs w:val="24"/>
+          <w:lang w:val="ru-RU"/>
+        </w:rPr>
+      </w:pPr>
+      <w:r>
+        <w:rPr>
+          <w:rFonts w:ascii="Times New Roman" w:hAnsi="Times New Roman" w:cs="Times New Roman"/>
+          <w:sz w:val="24"/>
+          <w:szCs w:val="24"/>
+          <w:lang w:val="ru-RU"/>
+        </w:rPr>
+        <w:t xml:space="preserve">Августин: </w:t>
+      </w:r>
+      <w:r>
+        <w:rPr>
+          <w:rFonts w:ascii="Times New Roman" w:hAnsi="Times New Roman" w:cs="Times New Roman"/>
+          <w:sz w:val="24"/>
+          <w:szCs w:val="24"/>
+          <w:lang w:val="ru-RU"/>
+        </w:rPr>
+        <w:t xml:space="preserve">берем того </w:t>
+      </w:r>
+      <w:r>
+        <w:rPr>
+          <w:rFonts w:ascii="Times New Roman" w:hAnsi="Times New Roman" w:cs="Times New Roman"/>
+          <w:sz w:val="24"/>
+          <w:szCs w:val="24"/>
+          <w:lang w:val="ru-RU"/>
+        </w:rPr>
+        <w:t>же человек</w:t>
+      </w:r>
+      <w:r>
+        <w:rPr>
+          <w:rFonts w:ascii="Times New Roman" w:hAnsi="Times New Roman" w:cs="Times New Roman"/>
+          <w:sz w:val="24"/>
+          <w:szCs w:val="24"/>
+          <w:lang w:val="ru-RU"/>
+        </w:rPr>
+        <w:t>е</w:t>
+      </w:r>
+      <w:r>
+        <w:rPr>
+          <w:rFonts w:ascii="Times New Roman" w:hAnsi="Times New Roman" w:cs="Times New Roman"/>
+          <w:sz w:val="24"/>
+          <w:szCs w:val="24"/>
+          <w:lang w:val="ru-RU"/>
+        </w:rPr>
+        <w:t xml:space="preserve">, на которого оказывается воздействие, но вместо нейтрализатора в нем </w:t>
+      </w:r>
+      <w:r>
+        <w:rPr>
+          <w:rFonts w:ascii="Times New Roman" w:hAnsi="Times New Roman" w:cs="Times New Roman"/>
+          <w:sz w:val="24"/>
+          <w:szCs w:val="24"/>
+          <w:lang w:val="ru-RU"/>
+        </w:rPr>
+        <w:t>теперь</w:t>
+      </w:r>
+      <w:r>
+        <w:rPr>
+          <w:rFonts w:ascii="Times New Roman" w:hAnsi="Times New Roman" w:cs="Times New Roman"/>
+          <w:sz w:val="24"/>
+          <w:szCs w:val="24"/>
+          <w:lang w:val="ru-RU"/>
+        </w:rPr>
+        <w:t xml:space="preserve"> дефект, ущерб, умаление, отклонение, недостаток, возникший при сотворении; при этом воздействий этот человек избегает. А свобода воли на самом деле является её имитацией.</w:t>
       </w:r>
     </w:p>
     <w:p>
-      <w:r>
-        <w:t>Достоевский в преступлении и наказании рассказывает, что Раскольников принял своеволие за свободу воли, попытался создать проект, независимый ни от чего, но в конце он узнает, что его воля это на самом деле не воля, а лишь имитация.</w:t>
+      <w:pPr>
+        <w:pStyle w:val="Quote"/>
+        <w:rPr>
+          <w:lang w:val="ru-RU"/>
+        </w:rPr>
+      </w:pPr>
+      <w:r>
+        <w:rPr>
+          <w:lang w:val="ru-RU"/>
+        </w:rPr>
+        <w:t>Вопрос: имитацию свободы воли от Августина можно понимать как то, что нами на самом деле руководит зло, мы действуем его руками, при этом нам кажется, что выбор делаем мы в зависимости от воздействий?</w:t>
       </w:r>
     </w:p>
     <w:p>
-      <w:r>
-        <w:t>Усия — например, наше тело — это зло, потому что оно изменчиво, оно следствие порождение «ничего».</w:t>
+      <w:pPr>
+        <w:pStyle w:val="Quote"/>
+        <w:rPr>
+          <w:lang w:val="ru-RU"/>
+        </w:rPr>
+      </w:pPr>
+      <w:r>
+        <w:rPr>
+          <w:lang w:val="ru-RU"/>
+        </w:rPr>
+        <w:t xml:space="preserve">Ответ: точно не так, это больше похоже на воздействие на тебя беса или дьявола; лучше понимать зло в человеке как внезапное проявление в нем его </w:t>
+      </w:r>
+      <w:proofErr w:type="spellStart"/>
+      <w:r>
+        <w:t>defectio</w:t>
+      </w:r>
+      <w:proofErr w:type="spellEnd"/>
+      <w:r>
+        <w:rPr>
+          <w:lang w:val="ru-RU"/>
+        </w:rPr>
+        <w:t>; человек умаляется, уклоняется. Его силы мощнее человеческого тела; дело не в теле; дело в том, что греховность лежит гораздо глубже, она в «ничто», которое внутри нас. Она источник искушения.</w:t>
       </w:r>
     </w:p>
     <w:p>
-      <w:r>
-        <w:t>Итак, версия Пелагия противоречила фактом существования зла: получается, что зло создал бог. Но есть ещё кое-что, указывающее на несостоятельность его идеи. Стоит понимать, что во времена Пелагия римская империя представляла собой общество морального разложения. Придя туда с мыслями о каком-то возможном спасении, Пелагий выглядел просто наивно: он не делал громких проповедей и скорее транслировал свои идеи в частных разговорах. И ещё: римская империя существовала уже около тысячи лет, со времен Сократа понимала, что достижение эвдеймонии невозможно, в том числе из-за того, что это им показал Сократ. Эти люди давно разочарованны этой идеей. Они скептики. Идея их такова: «я не могу контролировать себя. Это бессмысленно». На этом фоне Пелагий, версия которого (50/50) состояла как бы в очередной формуле получения эвдеймонии, не пользовалась успехом.</w:t>
+      <w:pPr>
+        <w:rPr>
+          <w:rFonts w:ascii="Times New Roman" w:hAnsi="Times New Roman" w:cs="Times New Roman"/>
+          <w:sz w:val="24"/>
+          <w:szCs w:val="24"/>
+          <w:lang w:val="ru-RU"/>
+        </w:rPr>
+      </w:pPr>
+      <w:r>
+        <w:rPr>
+          <w:rFonts w:ascii="Times New Roman" w:hAnsi="Times New Roman" w:cs="Times New Roman"/>
+          <w:sz w:val="24"/>
+          <w:szCs w:val="24"/>
+          <w:lang w:val="ru-RU"/>
+        </w:rPr>
+        <w:t xml:space="preserve">Достоевский в </w:t>
+      </w:r>
+      <w:proofErr w:type="spellStart"/>
+      <w:r>
+        <w:rPr>
+          <w:rFonts w:ascii="Times New Roman" w:hAnsi="Times New Roman" w:cs="Times New Roman"/>
+          <w:sz w:val="24"/>
+          <w:szCs w:val="24"/>
+          <w:lang w:val="ru-RU"/>
+        </w:rPr>
+        <w:t>ПиН</w:t>
+      </w:r>
+      <w:proofErr w:type="spellEnd"/>
+      <w:r>
+        <w:rPr>
+          <w:rFonts w:ascii="Times New Roman" w:hAnsi="Times New Roman" w:cs="Times New Roman"/>
+          <w:sz w:val="24"/>
+          <w:szCs w:val="24"/>
+          <w:lang w:val="ru-RU"/>
+        </w:rPr>
+        <w:t xml:space="preserve"> рассказывает, что Раскольников принял своеволие за свободу воли, попытался создать проект, независимый ни от чего, но в конце он узнает, что </w:t>
+      </w:r>
+      <w:proofErr w:type="gramStart"/>
+      <w:r>
+        <w:rPr>
+          <w:rFonts w:ascii="Times New Roman" w:hAnsi="Times New Roman" w:cs="Times New Roman"/>
+          <w:sz w:val="24"/>
+          <w:szCs w:val="24"/>
+          <w:lang w:val="ru-RU"/>
+        </w:rPr>
+        <w:t>его воля это</w:t>
+      </w:r>
+      <w:proofErr w:type="gramEnd"/>
+      <w:r>
+        <w:rPr>
+          <w:rFonts w:ascii="Times New Roman" w:hAnsi="Times New Roman" w:cs="Times New Roman"/>
+          <w:sz w:val="24"/>
+          <w:szCs w:val="24"/>
+          <w:lang w:val="ru-RU"/>
+        </w:rPr>
+        <w:t xml:space="preserve"> на самом деле не воля, а лишь имитация.</w:t>
       </w:r>
     </w:p>
     <w:p>
-      <w:r>
-        <w:t>А Августин как раз и объяснял, почему эвдеймония невозможна, подтверждая мысли римлян-скептиков.</w:t>
+      <w:pPr>
+        <w:rPr>
+          <w:rFonts w:ascii="Times New Roman" w:hAnsi="Times New Roman" w:cs="Times New Roman"/>
+          <w:sz w:val="24"/>
+          <w:szCs w:val="24"/>
+          <w:lang w:val="ru-RU"/>
+        </w:rPr>
+      </w:pPr>
+      <w:r>
+        <w:rPr>
+          <w:rFonts w:ascii="Times New Roman" w:hAnsi="Times New Roman" w:cs="Times New Roman"/>
+          <w:i/>
+          <w:iCs/>
+          <w:sz w:val="24"/>
+          <w:szCs w:val="24"/>
+          <w:lang w:val="ru-RU"/>
+        </w:rPr>
+        <w:t>Усия</w:t>
+      </w:r>
+      <w:r>
+        <w:rPr>
+          <w:rFonts w:ascii="Times New Roman" w:hAnsi="Times New Roman" w:cs="Times New Roman"/>
+          <w:sz w:val="24"/>
+          <w:szCs w:val="24"/>
+          <w:lang w:val="ru-RU"/>
+        </w:rPr>
+        <w:t xml:space="preserve"> — например, наше тело — это зло, потому что оно изменчиво, оно следствие порождение «ничего».</w:t>
       </w:r>
     </w:p>
     <w:p>
-      <w:r>
-        <w:t xml:space="preserve">Церковь, стремясь найти какое-то решение, имела теорию Пелагия и Августина, пыталась найти компромисс. Пелагия сразу же отбрасывает как ересь по двум причинам выше. Решение Августина целиком тоже не устраивало: нужно было выбрать что-то промежуточное, но ближе к Августину. Вот какой был выбран компромисс: свобода воли это действительно имитация и правит всем она, но где-то внутри есть подлинный юпостасис, та самая свобода, данная богом. Она очень слаба и самостоятельно реализовать её невозможно; можно сделать это, только получив gracia </w:t>
-      </w:r>
-      <w:r>
-        <w:lastRenderedPageBreak/>
-        <w:t>(божью благодать). Для этого свобода человека и свобода бога должны совпасть. Таким образом церковью было принято умеренное Августинианство.</w:t>
+      <w:pPr>
+        <w:pStyle w:val="Heading2"/>
+        <w:rPr>
+          <w:lang w:val="ru-RU"/>
+        </w:rPr>
+      </w:pPr>
+      <w:r>
+        <w:rPr>
+          <w:lang w:val="ru-RU"/>
+        </w:rPr>
+        <w:t>Почему Августин выиграл</w:t>
       </w:r>
     </w:p>
     <w:p>
-      <w:r>
-        <w:t>Но что может побудить бога в такой доктрине даровать человеку gracia? Ответ: бескорыстная, жертвенная любовь (по-гречески «агапэ»). Отсюда ниточка тянется к Иисусу.</w:t>
+      <w:pPr>
+        <w:rPr>
+          <w:rFonts w:ascii="Times New Roman" w:hAnsi="Times New Roman" w:cs="Times New Roman"/>
+          <w:sz w:val="24"/>
+          <w:szCs w:val="24"/>
+          <w:lang w:val="ru-RU"/>
+        </w:rPr>
+      </w:pPr>
+      <w:r>
+        <w:rPr>
+          <w:rFonts w:ascii="Times New Roman" w:hAnsi="Times New Roman" w:cs="Times New Roman"/>
+          <w:sz w:val="24"/>
+          <w:szCs w:val="24"/>
+          <w:lang w:val="ru-RU"/>
+        </w:rPr>
+        <w:t xml:space="preserve">Итак, версия Пелагия противоречила фактом существования зла: получается, что зло создал бог. Но есть ещё кое-что, указывающее на несостоятельность его идеи. Стоит понимать, что во времена Пелагия римская империя представляла собой общество морального разложения. Придя туда с мыслями о каком-то возможном спасении, Пелагий выглядел </w:t>
+      </w:r>
+      <w:r>
+        <w:rPr>
+          <w:rFonts w:ascii="Times New Roman" w:hAnsi="Times New Roman" w:cs="Times New Roman"/>
+          <w:sz w:val="24"/>
+          <w:szCs w:val="24"/>
+          <w:lang w:val="ru-RU"/>
+        </w:rPr>
+        <w:t xml:space="preserve">бы </w:t>
+      </w:r>
+      <w:r>
+        <w:rPr>
+          <w:rFonts w:ascii="Times New Roman" w:hAnsi="Times New Roman" w:cs="Times New Roman"/>
+          <w:sz w:val="24"/>
+          <w:szCs w:val="24"/>
+          <w:lang w:val="ru-RU"/>
+        </w:rPr>
+        <w:t xml:space="preserve">просто наивно: он не делал громких проповедей и скорее транслировал свои идеи в частных разговорах. И ещё: римская империя существовала уже около тысячи лет, </w:t>
+      </w:r>
+      <w:r>
+        <w:rPr>
+          <w:rFonts w:ascii="Times New Roman" w:hAnsi="Times New Roman" w:cs="Times New Roman"/>
+          <w:sz w:val="24"/>
+          <w:szCs w:val="24"/>
+          <w:lang w:val="ru-RU"/>
+        </w:rPr>
+        <w:t>и давно</w:t>
+      </w:r>
+      <w:r>
+        <w:rPr>
+          <w:rFonts w:ascii="Times New Roman" w:hAnsi="Times New Roman" w:cs="Times New Roman"/>
+          <w:sz w:val="24"/>
+          <w:szCs w:val="24"/>
+          <w:lang w:val="ru-RU"/>
+        </w:rPr>
+        <w:t xml:space="preserve"> понимала, что достижение </w:t>
+      </w:r>
+      <w:proofErr w:type="spellStart"/>
+      <w:r>
+        <w:rPr>
+          <w:rFonts w:ascii="Times New Roman" w:hAnsi="Times New Roman" w:cs="Times New Roman"/>
+          <w:i/>
+          <w:iCs/>
+          <w:sz w:val="24"/>
+          <w:szCs w:val="24"/>
+          <w:lang w:val="ru-RU"/>
+        </w:rPr>
+        <w:t>эвдеймонии</w:t>
+      </w:r>
+      <w:proofErr w:type="spellEnd"/>
+      <w:r>
+        <w:rPr>
+          <w:rFonts w:ascii="Times New Roman" w:hAnsi="Times New Roman" w:cs="Times New Roman"/>
+          <w:sz w:val="24"/>
+          <w:szCs w:val="24"/>
+          <w:lang w:val="ru-RU"/>
+        </w:rPr>
+        <w:t xml:space="preserve"> невозможно, в том числе из-за того, что это им показал Сократ. </w:t>
+      </w:r>
+      <w:r>
+        <w:rPr>
+          <w:rFonts w:ascii="Times New Roman" w:hAnsi="Times New Roman" w:cs="Times New Roman"/>
+          <w:sz w:val="24"/>
+          <w:szCs w:val="24"/>
+          <w:lang w:val="ru-RU"/>
+        </w:rPr>
+        <w:t>Тогдашние</w:t>
+      </w:r>
+      <w:r>
+        <w:rPr>
+          <w:rFonts w:ascii="Times New Roman" w:hAnsi="Times New Roman" w:cs="Times New Roman"/>
+          <w:sz w:val="24"/>
+          <w:szCs w:val="24"/>
+          <w:lang w:val="ru-RU"/>
+        </w:rPr>
+        <w:t xml:space="preserve"> люди </w:t>
+      </w:r>
+      <w:r>
+        <w:rPr>
+          <w:rFonts w:ascii="Times New Roman" w:hAnsi="Times New Roman" w:cs="Times New Roman"/>
+          <w:sz w:val="24"/>
+          <w:szCs w:val="24"/>
+          <w:lang w:val="ru-RU"/>
+        </w:rPr>
+        <w:t xml:space="preserve">были </w:t>
+      </w:r>
+      <w:r>
+        <w:rPr>
+          <w:rFonts w:ascii="Times New Roman" w:hAnsi="Times New Roman" w:cs="Times New Roman"/>
+          <w:sz w:val="24"/>
+          <w:szCs w:val="24"/>
+          <w:lang w:val="ru-RU"/>
+        </w:rPr>
+        <w:t>давно разочарованны этой идеей. Они</w:t>
+      </w:r>
+      <w:r>
+        <w:rPr>
+          <w:rFonts w:ascii="Times New Roman" w:hAnsi="Times New Roman" w:cs="Times New Roman"/>
+          <w:sz w:val="24"/>
+          <w:szCs w:val="24"/>
+          <w:lang w:val="ru-RU"/>
+        </w:rPr>
+        <w:t xml:space="preserve"> погрязли в</w:t>
+      </w:r>
+      <w:r>
+        <w:rPr>
+          <w:rFonts w:ascii="Times New Roman" w:hAnsi="Times New Roman" w:cs="Times New Roman"/>
+          <w:sz w:val="24"/>
+          <w:szCs w:val="24"/>
+          <w:lang w:val="ru-RU"/>
+        </w:rPr>
+        <w:t xml:space="preserve"> скепти</w:t>
+      </w:r>
+      <w:r>
+        <w:rPr>
+          <w:rFonts w:ascii="Times New Roman" w:hAnsi="Times New Roman" w:cs="Times New Roman"/>
+          <w:sz w:val="24"/>
+          <w:szCs w:val="24"/>
+          <w:lang w:val="ru-RU"/>
+        </w:rPr>
+        <w:t>цизме</w:t>
+      </w:r>
+      <w:r>
+        <w:rPr>
+          <w:rFonts w:ascii="Times New Roman" w:hAnsi="Times New Roman" w:cs="Times New Roman"/>
+          <w:sz w:val="24"/>
+          <w:szCs w:val="24"/>
+          <w:lang w:val="ru-RU"/>
+        </w:rPr>
+        <w:t>.</w:t>
+      </w:r>
+      <w:r>
+        <w:rPr>
+          <w:rFonts w:ascii="Times New Roman" w:hAnsi="Times New Roman" w:cs="Times New Roman"/>
+          <w:sz w:val="24"/>
+          <w:szCs w:val="24"/>
+          <w:lang w:val="ru-RU"/>
+        </w:rPr>
+        <w:t xml:space="preserve"> Их настроение можно было выразить фразой</w:t>
+      </w:r>
+      <w:r>
+        <w:rPr>
+          <w:rFonts w:ascii="Times New Roman" w:hAnsi="Times New Roman" w:cs="Times New Roman"/>
+          <w:sz w:val="24"/>
+          <w:szCs w:val="24"/>
+          <w:lang w:val="ru-RU"/>
+        </w:rPr>
+        <w:t xml:space="preserve">: «я не могу контролировать себя. Это бессмысленно». На этом фоне Пелагий, версия которого (50/50) состояла как бы в очередной формуле получения </w:t>
+      </w:r>
+      <w:proofErr w:type="spellStart"/>
+      <w:r>
+        <w:rPr>
+          <w:rFonts w:ascii="Times New Roman" w:hAnsi="Times New Roman" w:cs="Times New Roman"/>
+          <w:i/>
+          <w:iCs/>
+          <w:sz w:val="24"/>
+          <w:szCs w:val="24"/>
+          <w:lang w:val="ru-RU"/>
+        </w:rPr>
+        <w:t>эвдеймонии</w:t>
+      </w:r>
+      <w:proofErr w:type="spellEnd"/>
+      <w:r>
+        <w:rPr>
+          <w:rFonts w:ascii="Times New Roman" w:hAnsi="Times New Roman" w:cs="Times New Roman"/>
+          <w:sz w:val="24"/>
+          <w:szCs w:val="24"/>
+          <w:lang w:val="ru-RU"/>
+        </w:rPr>
+        <w:t>, не пользовалась успехом.</w:t>
       </w:r>
     </w:p>
     <w:p>
-      <w:r>
-        <w:t xml:space="preserve">Попытка объяснить эту любовь через современную аналогию: это романтическая любовь — существуют два человека, мужчина и женщина, которые по каким-то обстоятельствам разделены, например, социальной иерархией, и между ними возникает романтическая любовь. В обычной жизни идёт взаимодействие усии с усией, потому что люди играют определенные социальные роли, носят «маски». За этими же масками стоят уникальные юпостасисы, и на них уровне происходит любовь. Но при этом в людях, как в порождениях «ничто», есть недостатки, и любовь заключается в </w:t>
-      </w:r>
-      <w:r>
-        <w:rPr>
+      <w:pPr>
+        <w:rPr>
+          <w:rFonts w:ascii="Times New Roman" w:hAnsi="Times New Roman" w:cs="Times New Roman"/>
+          <w:sz w:val="24"/>
+          <w:szCs w:val="24"/>
+          <w:lang w:val="ru-RU"/>
+        </w:rPr>
+      </w:pPr>
+      <w:r>
+        <w:rPr>
+          <w:rFonts w:ascii="Times New Roman" w:hAnsi="Times New Roman" w:cs="Times New Roman"/>
+          <w:sz w:val="24"/>
+          <w:szCs w:val="24"/>
+          <w:lang w:val="ru-RU"/>
+        </w:rPr>
+        <w:lastRenderedPageBreak/>
+        <w:t xml:space="preserve">Августин </w:t>
+      </w:r>
+      <w:r>
+        <w:rPr>
+          <w:rFonts w:ascii="Times New Roman" w:hAnsi="Times New Roman" w:cs="Times New Roman"/>
+          <w:sz w:val="24"/>
+          <w:szCs w:val="24"/>
+          <w:lang w:val="ru-RU"/>
+        </w:rPr>
+        <w:t xml:space="preserve">же </w:t>
+      </w:r>
+      <w:r>
+        <w:rPr>
+          <w:rFonts w:ascii="Times New Roman" w:hAnsi="Times New Roman" w:cs="Times New Roman"/>
+          <w:sz w:val="24"/>
+          <w:szCs w:val="24"/>
+          <w:lang w:val="ru-RU"/>
+        </w:rPr>
+        <w:t xml:space="preserve">объяснял, почему </w:t>
+      </w:r>
+      <w:proofErr w:type="spellStart"/>
+      <w:r>
+        <w:rPr>
+          <w:rFonts w:ascii="Times New Roman" w:hAnsi="Times New Roman" w:cs="Times New Roman"/>
           <w:i/>
-        </w:rPr>
-        <w:t>прощении</w:t>
-      </w:r>
-      <w:r>
-        <w:t xml:space="preserve"> этих недостатков. И именно такая любовь может спасти человека; она не может быть греховна, она «вырывает» нас из того небытия, которым мы были порождены. В этом смысле предательство или измена рассматривается как утрата спасения. Любовь исчезает, исчезает и прощение недостатков. Безответная любовь является персональным адом, потому что человека некому вытащить из небытия. Эта любовь никак не относится к эросу, плотской любви, связанной с усией. При этом ни семейные отношения, ни дружеские, ни какие-либо ещё не могут этого дать, потому что теряется уникальность — любящий должен быть один, как и любимый. Именно такой вид романтической любви это то, что осталось нам от божественной любви.</w:t>
+          <w:iCs/>
+          <w:sz w:val="24"/>
+          <w:szCs w:val="24"/>
+          <w:lang w:val="ru-RU"/>
+        </w:rPr>
+        <w:t>эвдеймония</w:t>
+      </w:r>
+      <w:proofErr w:type="spellEnd"/>
+      <w:r>
+        <w:rPr>
+          <w:rFonts w:ascii="Times New Roman" w:hAnsi="Times New Roman" w:cs="Times New Roman"/>
+          <w:sz w:val="24"/>
+          <w:szCs w:val="24"/>
+          <w:lang w:val="ru-RU"/>
+        </w:rPr>
+        <w:t xml:space="preserve"> невозможна, подтверждая мысли римлян-скептиков.</w:t>
       </w:r>
     </w:p>
     <w:p>
-      <w:r>
-        <w:t xml:space="preserve">Таким образом эту любовь можно рассматривать тоже как некую ставку, где выигрышем будет спасение. У этой концепции есть одна проблема, и лежит она в свободе воли: можно ли заставить человека полюбить? Ответ: нет. Человек ничего не может сделать, чтобы его полюбили. Не поможет ни одна манипуляция. Любовь связана исключительно со свободным выбором. Если выбор несвободен, если бог обязан всех любить, то это не любовь. Поэтому в слове gracia лежит смысловой оттенок незаслуженной милости. Эта любовь может быть получена не за какое-то действие. Итак, Бог выбирает кого спасти, а кого нет. А значит, </w:t>
-      </w:r>
-      <w:r>
-        <w:rPr>
-          <w:i/>
-        </w:rPr>
-        <w:t>человек ничего не может сделать для собственного спасения</w:t>
-      </w:r>
-      <w:r>
-        <w:t>.</w:t>
+      <w:pPr>
+        <w:pStyle w:val="Heading2"/>
+        <w:rPr>
+          <w:lang w:val="ru-RU"/>
+        </w:rPr>
+      </w:pPr>
+      <w:r>
+        <w:rPr>
+          <w:lang w:val="ru-RU"/>
+        </w:rPr>
+        <w:t>Разрешение спора</w:t>
       </w:r>
     </w:p>
     <w:p>
-      <w:r>
-        <w:t>Важно понимать, что спор Пелагия с Августином — это лишь один из споров, коих было множество. Всегда для разрешения спора искался компромисс и всегда вставали противоречия, которые, в свою очередь, приводили к новым оптимальным решениям. Но эта длинная цепь спора в конце концов пришла снова к той же проблеме Августина-Пелагия.</w:t>
+      <w:pPr>
+        <w:rPr>
+          <w:rFonts w:ascii="Times New Roman" w:hAnsi="Times New Roman" w:cs="Times New Roman"/>
+          <w:sz w:val="24"/>
+          <w:szCs w:val="24"/>
+          <w:lang w:val="ru-RU"/>
+        </w:rPr>
+      </w:pPr>
+      <w:r>
+        <w:rPr>
+          <w:rFonts w:ascii="Times New Roman" w:hAnsi="Times New Roman" w:cs="Times New Roman"/>
+          <w:sz w:val="24"/>
+          <w:szCs w:val="24"/>
+          <w:lang w:val="ru-RU"/>
+        </w:rPr>
+        <w:t>Церковь, стремясь найти какое-то</w:t>
+      </w:r>
+      <w:r>
+        <w:rPr>
+          <w:rFonts w:ascii="Times New Roman" w:hAnsi="Times New Roman" w:cs="Times New Roman"/>
+          <w:sz w:val="24"/>
+          <w:szCs w:val="24"/>
+          <w:lang w:val="ru-RU"/>
+        </w:rPr>
+        <w:t xml:space="preserve"> единое</w:t>
+      </w:r>
+      <w:r>
+        <w:rPr>
+          <w:rFonts w:ascii="Times New Roman" w:hAnsi="Times New Roman" w:cs="Times New Roman"/>
+          <w:sz w:val="24"/>
+          <w:szCs w:val="24"/>
+          <w:lang w:val="ru-RU"/>
+        </w:rPr>
+        <w:t xml:space="preserve"> решение, име</w:t>
+      </w:r>
+      <w:r>
+        <w:rPr>
+          <w:rFonts w:ascii="Times New Roman" w:hAnsi="Times New Roman" w:cs="Times New Roman"/>
+          <w:sz w:val="24"/>
+          <w:szCs w:val="24"/>
+          <w:lang w:val="ru-RU"/>
+        </w:rPr>
+        <w:t>я</w:t>
+      </w:r>
+      <w:r>
+        <w:rPr>
+          <w:rFonts w:ascii="Times New Roman" w:hAnsi="Times New Roman" w:cs="Times New Roman"/>
+          <w:sz w:val="24"/>
+          <w:szCs w:val="24"/>
+          <w:lang w:val="ru-RU"/>
+        </w:rPr>
+        <w:t xml:space="preserve"> </w:t>
+      </w:r>
+      <w:r>
+        <w:rPr>
+          <w:rFonts w:ascii="Times New Roman" w:hAnsi="Times New Roman" w:cs="Times New Roman"/>
+          <w:sz w:val="24"/>
+          <w:szCs w:val="24"/>
+          <w:lang w:val="ru-RU"/>
+        </w:rPr>
+        <w:t xml:space="preserve">на руках </w:t>
+      </w:r>
+      <w:r>
+        <w:rPr>
+          <w:rFonts w:ascii="Times New Roman" w:hAnsi="Times New Roman" w:cs="Times New Roman"/>
+          <w:sz w:val="24"/>
+          <w:szCs w:val="24"/>
+          <w:lang w:val="ru-RU"/>
+        </w:rPr>
+        <w:t>теори</w:t>
+      </w:r>
+      <w:r>
+        <w:rPr>
+          <w:rFonts w:ascii="Times New Roman" w:hAnsi="Times New Roman" w:cs="Times New Roman"/>
+          <w:sz w:val="24"/>
+          <w:szCs w:val="24"/>
+          <w:lang w:val="ru-RU"/>
+        </w:rPr>
+        <w:t>и</w:t>
+      </w:r>
+      <w:r>
+        <w:rPr>
+          <w:rFonts w:ascii="Times New Roman" w:hAnsi="Times New Roman" w:cs="Times New Roman"/>
+          <w:sz w:val="24"/>
+          <w:szCs w:val="24"/>
+          <w:lang w:val="ru-RU"/>
+        </w:rPr>
+        <w:t xml:space="preserve"> Пелагия и Августина, пыталась найти </w:t>
+      </w:r>
+      <w:r>
+        <w:rPr>
+          <w:rFonts w:ascii="Times New Roman" w:hAnsi="Times New Roman" w:cs="Times New Roman"/>
+          <w:sz w:val="24"/>
+          <w:szCs w:val="24"/>
+          <w:lang w:val="ru-RU"/>
+        </w:rPr>
+        <w:t xml:space="preserve">между ними </w:t>
+      </w:r>
+      <w:r>
+        <w:rPr>
+          <w:rFonts w:ascii="Times New Roman" w:hAnsi="Times New Roman" w:cs="Times New Roman"/>
+          <w:sz w:val="24"/>
+          <w:szCs w:val="24"/>
+          <w:lang w:val="ru-RU"/>
+        </w:rPr>
+        <w:t>компромисс.</w:t>
       </w:r>
     </w:p>
     <w:p>
-      <w:r>
-        <w:t>Все приходило к тому, что человек не может спастись своими силами. Решив проблему предельного основания, я столкнусь с этим противоречием.</w:t>
+      <w:pPr>
+        <w:rPr>
+          <w:rFonts w:ascii="Times New Roman" w:hAnsi="Times New Roman" w:cs="Times New Roman"/>
+          <w:sz w:val="24"/>
+          <w:szCs w:val="24"/>
+          <w:lang w:val="ru-RU"/>
+        </w:rPr>
+      </w:pPr>
+      <w:r>
+        <w:rPr>
+          <w:rFonts w:ascii="Times New Roman" w:hAnsi="Times New Roman" w:cs="Times New Roman"/>
+          <w:sz w:val="24"/>
+          <w:szCs w:val="24"/>
+          <w:lang w:val="ru-RU"/>
+        </w:rPr>
+        <w:t>Пелагия сразу же отбрасывает</w:t>
+      </w:r>
+      <w:r>
+        <w:rPr>
+          <w:rFonts w:ascii="Times New Roman" w:hAnsi="Times New Roman" w:cs="Times New Roman"/>
+          <w:sz w:val="24"/>
+          <w:szCs w:val="24"/>
+          <w:lang w:val="ru-RU"/>
+        </w:rPr>
+        <w:t>ся</w:t>
+      </w:r>
+      <w:r>
+        <w:rPr>
+          <w:rFonts w:ascii="Times New Roman" w:hAnsi="Times New Roman" w:cs="Times New Roman"/>
+          <w:sz w:val="24"/>
+          <w:szCs w:val="24"/>
+          <w:lang w:val="ru-RU"/>
+        </w:rPr>
+        <w:t xml:space="preserve"> как ересь по двум причинам</w:t>
+      </w:r>
+      <w:r>
+        <w:rPr>
+          <w:rFonts w:ascii="Times New Roman" w:hAnsi="Times New Roman" w:cs="Times New Roman"/>
+          <w:sz w:val="24"/>
+          <w:szCs w:val="24"/>
+          <w:lang w:val="ru-RU"/>
+        </w:rPr>
+        <w:t>, изложенным</w:t>
+      </w:r>
+      <w:r>
+        <w:rPr>
+          <w:rFonts w:ascii="Times New Roman" w:hAnsi="Times New Roman" w:cs="Times New Roman"/>
+          <w:sz w:val="24"/>
+          <w:szCs w:val="24"/>
+          <w:lang w:val="ru-RU"/>
+        </w:rPr>
+        <w:t xml:space="preserve"> выше. Решение Августина целиком тоже не устраивало: нужно было выбрать что-то промежуточное, но ближе к Августину. Вот какой был выбран компромисс: </w:t>
+      </w:r>
+      <w:r>
+        <w:rPr>
+          <w:rFonts w:ascii="Times New Roman" w:hAnsi="Times New Roman" w:cs="Times New Roman"/>
+          <w:sz w:val="24"/>
+          <w:szCs w:val="24"/>
+          <w:u w:val="single"/>
+          <w:lang w:val="ru-RU"/>
+        </w:rPr>
+        <w:t>свобода воли — это</w:t>
+      </w:r>
+      <w:r>
+        <w:rPr>
+          <w:rFonts w:ascii="Times New Roman" w:hAnsi="Times New Roman" w:cs="Times New Roman"/>
+          <w:sz w:val="24"/>
+          <w:szCs w:val="24"/>
+          <w:u w:val="single"/>
+          <w:lang w:val="ru-RU"/>
+        </w:rPr>
+        <w:t xml:space="preserve"> действительно имитация и правит всем она, но где-то внутри есть подлинный </w:t>
+      </w:r>
+      <w:proofErr w:type="spellStart"/>
+      <w:r>
+        <w:rPr>
+          <w:rFonts w:ascii="Times New Roman" w:hAnsi="Times New Roman" w:cs="Times New Roman"/>
+          <w:i/>
+          <w:iCs/>
+          <w:sz w:val="24"/>
+          <w:szCs w:val="24"/>
+          <w:u w:val="single"/>
+          <w:lang w:val="ru-RU"/>
+        </w:rPr>
+        <w:t>юпостасис</w:t>
+      </w:r>
+      <w:proofErr w:type="spellEnd"/>
+      <w:r>
+        <w:rPr>
+          <w:rFonts w:ascii="Times New Roman" w:hAnsi="Times New Roman" w:cs="Times New Roman"/>
+          <w:sz w:val="24"/>
+          <w:szCs w:val="24"/>
+          <w:u w:val="single"/>
+          <w:lang w:val="ru-RU"/>
+        </w:rPr>
+        <w:t>, та самая свобода, данная богом</w:t>
+      </w:r>
+      <w:r>
+        <w:rPr>
+          <w:rFonts w:ascii="Times New Roman" w:hAnsi="Times New Roman" w:cs="Times New Roman"/>
+          <w:sz w:val="24"/>
+          <w:szCs w:val="24"/>
+          <w:lang w:val="ru-RU"/>
+        </w:rPr>
+        <w:t>. Она очень слаба и самостоятельно реализовать её невозможно; можно сделать это, только получив</w:t>
+      </w:r>
+      <w:r>
+        <w:rPr>
+          <w:rFonts w:ascii="Times New Roman" w:hAnsi="Times New Roman" w:cs="Times New Roman"/>
+          <w:i/>
+          <w:iCs/>
+          <w:sz w:val="24"/>
+          <w:szCs w:val="24"/>
+          <w:lang w:val="ru-RU"/>
+        </w:rPr>
+        <w:t xml:space="preserve"> </w:t>
+      </w:r>
+      <w:proofErr w:type="spellStart"/>
+      <w:r>
+        <w:rPr>
+          <w:rFonts w:ascii="Times New Roman" w:hAnsi="Times New Roman" w:cs="Times New Roman"/>
+          <w:i/>
+          <w:iCs/>
+          <w:sz w:val="24"/>
+          <w:szCs w:val="24"/>
+        </w:rPr>
+        <w:t>g</w:t>
+      </w:r>
+      <w:r>
+        <w:rPr>
+          <w:rFonts w:ascii="Times New Roman" w:hAnsi="Times New Roman" w:cs="Times New Roman"/>
+          <w:i/>
+          <w:iCs/>
+          <w:sz w:val="24"/>
+          <w:szCs w:val="24"/>
+        </w:rPr>
+        <w:t>racia</w:t>
+      </w:r>
+      <w:proofErr w:type="spellEnd"/>
+      <w:r>
+        <w:rPr>
+          <w:rFonts w:ascii="Times New Roman" w:hAnsi="Times New Roman" w:cs="Times New Roman"/>
+          <w:sz w:val="24"/>
+          <w:szCs w:val="24"/>
+          <w:lang w:val="ru-RU"/>
+        </w:rPr>
+        <w:t xml:space="preserve">. </w:t>
+      </w:r>
+      <w:r>
+        <w:rPr>
+          <w:rFonts w:ascii="Times New Roman" w:hAnsi="Times New Roman" w:cs="Times New Roman"/>
+          <w:sz w:val="24"/>
+          <w:szCs w:val="24"/>
+          <w:lang w:val="ru-RU"/>
+        </w:rPr>
+        <w:t xml:space="preserve">Для этого свобода человека и свобода бога должны совпасть. Таким образом церковью было принято </w:t>
+      </w:r>
+      <w:r>
+        <w:rPr>
+          <w:rFonts w:ascii="Times New Roman" w:hAnsi="Times New Roman" w:cs="Times New Roman"/>
+          <w:i/>
+          <w:iCs/>
+          <w:sz w:val="24"/>
+          <w:szCs w:val="24"/>
+          <w:lang w:val="ru-RU"/>
+        </w:rPr>
+        <w:t xml:space="preserve">умеренное </w:t>
+      </w:r>
+      <w:proofErr w:type="spellStart"/>
+      <w:r>
+        <w:rPr>
+          <w:rFonts w:ascii="Times New Roman" w:hAnsi="Times New Roman" w:cs="Times New Roman"/>
+          <w:i/>
+          <w:iCs/>
+          <w:sz w:val="24"/>
+          <w:szCs w:val="24"/>
+          <w:lang w:val="ru-RU"/>
+        </w:rPr>
+        <w:t>Августинианство</w:t>
+      </w:r>
+      <w:proofErr w:type="spellEnd"/>
+      <w:r>
+        <w:rPr>
+          <w:rFonts w:ascii="Times New Roman" w:hAnsi="Times New Roman" w:cs="Times New Roman"/>
+          <w:sz w:val="24"/>
+          <w:szCs w:val="24"/>
+          <w:lang w:val="ru-RU"/>
+        </w:rPr>
+        <w:t>.</w:t>
       </w:r>
     </w:p>
     <w:p>
-      <w:r>
-        <w:t>Реформация, проведенная Мартином Лютером в 1517г, вновь вернула актуальность этому противоречию, встала та же проблема. Пока возникают новые проблемы и предлагаются новые решения, есть ощущение прогресса, движения; приход к старой проблеме говорит о том, что теория в тупике.</w:t>
+      <w:pPr>
+        <w:rPr>
+          <w:rFonts w:ascii="Times New Roman" w:hAnsi="Times New Roman" w:cs="Times New Roman"/>
+          <w:sz w:val="24"/>
+          <w:szCs w:val="24"/>
+        </w:rPr>
+      </w:pPr>
+      <w:r>
+        <w:rPr>
+          <w:rFonts w:ascii="Times New Roman" w:hAnsi="Times New Roman" w:cs="Times New Roman"/>
+          <w:sz w:val="24"/>
+          <w:szCs w:val="24"/>
+          <w:lang w:val="ru-RU"/>
+        </w:rPr>
+        <w:t xml:space="preserve">Но что может побудить бога в такой доктрине даровать человеку </w:t>
+      </w:r>
+      <w:proofErr w:type="spellStart"/>
+      <w:r>
+        <w:rPr>
+          <w:rFonts w:ascii="Times New Roman" w:hAnsi="Times New Roman" w:cs="Times New Roman"/>
+          <w:i/>
+          <w:iCs/>
+          <w:sz w:val="24"/>
+          <w:szCs w:val="24"/>
+        </w:rPr>
+        <w:t>gracia</w:t>
+      </w:r>
+      <w:proofErr w:type="spellEnd"/>
+      <w:r>
+        <w:rPr>
+          <w:rFonts w:ascii="Times New Roman" w:hAnsi="Times New Roman" w:cs="Times New Roman"/>
+          <w:sz w:val="24"/>
+          <w:szCs w:val="24"/>
+          <w:lang w:val="ru-RU"/>
+        </w:rPr>
+        <w:t xml:space="preserve">? Ответ: бескорыстная, жертвенная любовь </w:t>
+      </w:r>
+      <w:proofErr w:type="spellStart"/>
+      <w:r>
+        <w:rPr>
+          <w:rFonts w:ascii="Times New Roman" w:hAnsi="Times New Roman" w:cs="Times New Roman"/>
+          <w:sz w:val="24"/>
+          <w:szCs w:val="24"/>
+          <w:lang w:val="ru-RU"/>
+        </w:rPr>
+        <w:t>ἀγά</w:t>
+      </w:r>
+      <w:proofErr w:type="spellEnd"/>
+      <w:r>
+        <w:rPr>
+          <w:rFonts w:ascii="Times New Roman" w:hAnsi="Times New Roman" w:cs="Times New Roman"/>
+          <w:sz w:val="24"/>
+          <w:szCs w:val="24"/>
+          <w:lang w:val="ru-RU"/>
+        </w:rPr>
+        <w:t>πη</w:t>
+      </w:r>
+      <w:r>
+        <w:rPr>
+          <w:rFonts w:ascii="Times New Roman" w:hAnsi="Times New Roman" w:cs="Times New Roman"/>
+          <w:sz w:val="24"/>
+          <w:szCs w:val="24"/>
+          <w:lang w:val="ru-RU"/>
+        </w:rPr>
+        <w:t xml:space="preserve"> </w:t>
+      </w:r>
+      <w:r>
+        <w:rPr>
+          <w:rFonts w:ascii="Times New Roman" w:hAnsi="Times New Roman" w:cs="Times New Roman"/>
+          <w:sz w:val="24"/>
+          <w:szCs w:val="24"/>
+        </w:rPr>
+        <w:t>[</w:t>
+      </w:r>
+      <w:r>
+        <w:rPr>
+          <w:rFonts w:ascii="Times New Roman" w:hAnsi="Times New Roman" w:cs="Times New Roman"/>
+          <w:sz w:val="24"/>
+          <w:szCs w:val="24"/>
+          <w:lang w:val="ru-RU"/>
+        </w:rPr>
+        <w:t>агапэ</w:t>
+      </w:r>
+      <w:r>
+        <w:rPr>
+          <w:rFonts w:ascii="Times New Roman" w:hAnsi="Times New Roman" w:cs="Times New Roman"/>
+          <w:sz w:val="24"/>
+          <w:szCs w:val="24"/>
+        </w:rPr>
+        <w:t>]</w:t>
+      </w:r>
+      <w:r>
+        <w:rPr>
+          <w:rFonts w:ascii="Times New Roman" w:hAnsi="Times New Roman" w:cs="Times New Roman"/>
+          <w:sz w:val="24"/>
+          <w:szCs w:val="24"/>
+          <w:lang w:val="ru-RU"/>
+        </w:rPr>
+        <w:t>. Отсюда ниточка тянется к Иисусу.</w:t>
       </w:r>
     </w:p>
     <w:p>
-      <w:r>
-        <w:t>Почему же Мартин Лютер вернул эту проблему? Дело в индульгенциях: он их раскритиковал, потому что они обещали спасение. Но они не могли обещать спасение, потому что иначе бы нарушали свободу выбора Бога. Сам он в своей статье говорил, что следовать заповедям нужно для того, чтобы понять, что делать это невозможно. Нужно прийти к отчаянию, превратиться в пустой сосуд. Тогда появится шанс воспринять gracia. Отказаться ото всякой своей воли, чтобы через человека действовал Бог.</w:t>
+      <w:pPr>
+        <w:pStyle w:val="Heading2"/>
+        <w:rPr>
+          <w:lang w:val="ru-RU"/>
+        </w:rPr>
+      </w:pPr>
+      <w:r>
+        <w:rPr>
+          <w:lang w:val="ru-RU"/>
+        </w:rPr>
+        <w:t>Любовь бога</w:t>
       </w:r>
     </w:p>
     <w:p>
-      <w:r>
-        <w:lastRenderedPageBreak/>
-        <w:t xml:space="preserve">Таким образом, к 16 веку христианство </w:t>
-      </w:r>
-      <w:r>
-        <w:rPr>
+      <w:pPr>
+        <w:rPr>
+          <w:rFonts w:ascii="Times New Roman" w:hAnsi="Times New Roman" w:cs="Times New Roman"/>
+          <w:sz w:val="24"/>
+          <w:szCs w:val="24"/>
+          <w:lang w:val="ru-RU"/>
+        </w:rPr>
+      </w:pPr>
+      <w:r>
+        <w:rPr>
+          <w:rFonts w:ascii="Times New Roman" w:hAnsi="Times New Roman" w:cs="Times New Roman"/>
+          <w:sz w:val="24"/>
+          <w:szCs w:val="24"/>
+          <w:lang w:val="ru-RU"/>
+        </w:rPr>
+        <w:t>Попробовать</w:t>
+      </w:r>
+      <w:r>
+        <w:rPr>
+          <w:rFonts w:ascii="Times New Roman" w:hAnsi="Times New Roman" w:cs="Times New Roman"/>
+          <w:sz w:val="24"/>
+          <w:szCs w:val="24"/>
+          <w:lang w:val="ru-RU"/>
+        </w:rPr>
+        <w:t xml:space="preserve"> объяснить эту любовь </w:t>
+      </w:r>
+      <w:r>
+        <w:rPr>
+          <w:rFonts w:ascii="Times New Roman" w:hAnsi="Times New Roman" w:cs="Times New Roman"/>
+          <w:sz w:val="24"/>
+          <w:szCs w:val="24"/>
+          <w:lang w:val="ru-RU"/>
+        </w:rPr>
+        <w:t xml:space="preserve">можно </w:t>
+      </w:r>
+      <w:proofErr w:type="spellStart"/>
+      <w:r>
+        <w:rPr>
+          <w:rFonts w:ascii="Times New Roman" w:hAnsi="Times New Roman" w:cs="Times New Roman"/>
+          <w:sz w:val="24"/>
+          <w:szCs w:val="24"/>
+          <w:lang w:val="ru-RU"/>
+        </w:rPr>
+        <w:t>через</w:t>
+      </w:r>
+      <w:proofErr w:type="spellEnd"/>
+      <w:r>
+        <w:rPr>
+          <w:rFonts w:ascii="Times New Roman" w:hAnsi="Times New Roman" w:cs="Times New Roman"/>
+          <w:sz w:val="24"/>
+          <w:szCs w:val="24"/>
+          <w:lang w:val="ru-RU"/>
+        </w:rPr>
+        <w:t xml:space="preserve"> современную аналогию: это романтическая любовь — существуют два человека, мужчина и женщина, которые по каким-то обстоятельствам разделены, например, социальной иерархией, и между ними возникает романтическая любовь. В обычной жизни идёт взаимодействие </w:t>
+      </w:r>
+      <w:proofErr w:type="spellStart"/>
+      <w:r>
+        <w:rPr>
+          <w:rFonts w:ascii="Times New Roman" w:hAnsi="Times New Roman" w:cs="Times New Roman"/>
+          <w:i/>
+          <w:iCs/>
+          <w:sz w:val="24"/>
+          <w:szCs w:val="24"/>
+          <w:lang w:val="ru-RU"/>
+        </w:rPr>
+        <w:t>усии</w:t>
+      </w:r>
+      <w:proofErr w:type="spellEnd"/>
+      <w:r>
+        <w:rPr>
+          <w:rFonts w:ascii="Times New Roman" w:hAnsi="Times New Roman" w:cs="Times New Roman"/>
+          <w:sz w:val="24"/>
+          <w:szCs w:val="24"/>
+          <w:lang w:val="ru-RU"/>
+        </w:rPr>
+        <w:t xml:space="preserve"> с </w:t>
+      </w:r>
+      <w:proofErr w:type="spellStart"/>
+      <w:r>
+        <w:rPr>
+          <w:rFonts w:ascii="Times New Roman" w:hAnsi="Times New Roman" w:cs="Times New Roman"/>
+          <w:i/>
+          <w:iCs/>
+          <w:sz w:val="24"/>
+          <w:szCs w:val="24"/>
+          <w:lang w:val="ru-RU"/>
+        </w:rPr>
+        <w:t>усией</w:t>
+      </w:r>
+      <w:proofErr w:type="spellEnd"/>
+      <w:r>
+        <w:rPr>
+          <w:rFonts w:ascii="Times New Roman" w:hAnsi="Times New Roman" w:cs="Times New Roman"/>
+          <w:sz w:val="24"/>
+          <w:szCs w:val="24"/>
+          <w:lang w:val="ru-RU"/>
+        </w:rPr>
+        <w:t xml:space="preserve">, потому что люди играют определенные социальные роли, носят «маски». За этими же масками стоят уникальные </w:t>
+      </w:r>
+      <w:proofErr w:type="spellStart"/>
+      <w:r>
+        <w:rPr>
+          <w:rFonts w:ascii="Times New Roman" w:hAnsi="Times New Roman" w:cs="Times New Roman"/>
+          <w:i/>
+          <w:iCs/>
+          <w:sz w:val="24"/>
+          <w:szCs w:val="24"/>
+          <w:lang w:val="ru-RU"/>
+        </w:rPr>
+        <w:t>юпостасисы</w:t>
+      </w:r>
+      <w:proofErr w:type="spellEnd"/>
+      <w:r>
+        <w:rPr>
+          <w:rFonts w:ascii="Times New Roman" w:hAnsi="Times New Roman" w:cs="Times New Roman"/>
+          <w:sz w:val="24"/>
+          <w:szCs w:val="24"/>
+          <w:lang w:val="ru-RU"/>
+        </w:rPr>
+        <w:t xml:space="preserve">, и </w:t>
+      </w:r>
+      <w:r>
+        <w:rPr>
+          <w:rFonts w:ascii="Times New Roman" w:hAnsi="Times New Roman" w:cs="Times New Roman"/>
+          <w:sz w:val="24"/>
+          <w:szCs w:val="24"/>
+          <w:u w:val="single"/>
+          <w:lang w:val="ru-RU"/>
+        </w:rPr>
+        <w:t>на их уровне происходит любовь</w:t>
+      </w:r>
+      <w:r>
+        <w:rPr>
+          <w:rFonts w:ascii="Times New Roman" w:hAnsi="Times New Roman" w:cs="Times New Roman"/>
+          <w:sz w:val="24"/>
+          <w:szCs w:val="24"/>
+          <w:lang w:val="ru-RU"/>
+        </w:rPr>
+        <w:t xml:space="preserve">. Но при этом в людях, как в порождениях </w:t>
+      </w:r>
+      <w:r>
+        <w:rPr>
+          <w:rFonts w:ascii="Times New Roman" w:hAnsi="Times New Roman" w:cs="Times New Roman"/>
+          <w:i/>
+          <w:iCs/>
+          <w:sz w:val="24"/>
+          <w:szCs w:val="24"/>
+          <w:lang w:val="ru-RU"/>
+        </w:rPr>
+        <w:t>ничто</w:t>
+      </w:r>
+      <w:r>
+        <w:rPr>
+          <w:rFonts w:ascii="Times New Roman" w:hAnsi="Times New Roman" w:cs="Times New Roman"/>
+          <w:sz w:val="24"/>
+          <w:szCs w:val="24"/>
+          <w:lang w:val="ru-RU"/>
+        </w:rPr>
+        <w:t xml:space="preserve">, есть недостатки, и любовь заключается в </w:t>
+      </w:r>
+      <w:r>
+        <w:rPr>
+          <w:rFonts w:ascii="Times New Roman" w:hAnsi="Times New Roman" w:cs="Times New Roman"/>
           <w:b/>
-        </w:rPr>
-        <w:t>не имело ответа на главный вопрос</w:t>
-      </w:r>
-      <w:r>
-        <w:t>: чего хочет Бог? В чем был его замысел сотворения мира? В итоге христианство как картина мира уходит вместе с реформацией Мартина Лютера.</w:t>
+          <w:bCs/>
+          <w:iCs/>
+          <w:sz w:val="24"/>
+          <w:szCs w:val="24"/>
+          <w:lang w:val="ru-RU"/>
+        </w:rPr>
+        <w:t>прощении</w:t>
+      </w:r>
+      <w:r>
+        <w:rPr>
+          <w:rFonts w:ascii="Times New Roman" w:hAnsi="Times New Roman" w:cs="Times New Roman"/>
+          <w:sz w:val="24"/>
+          <w:szCs w:val="24"/>
+          <w:lang w:val="ru-RU"/>
+        </w:rPr>
+        <w:t xml:space="preserve"> этих недостатков. И именно такая любовь может спасти человека; она не может быть греховна, она «вырывает» нас из того небытия, которым мы были порождены.</w:t>
       </w:r>
     </w:p>
     <w:p>
-      <w:r>
-        <w:t xml:space="preserve">Жан Кальвин Называл gracia лотереей, так как нет никаких средств повлиять на его получение. Задает вопрос: кто будет инициатором gracia? Ответ, конечно, Бог. Здесь приходит идея </w:t>
-      </w:r>
-      <w:r>
-        <w:rPr>
-          <w:i/>
-        </w:rPr>
-        <w:t>предопределения</w:t>
-      </w:r>
-      <w:r>
-        <w:t>: Бог знает, кого он спасет, а кого — нет. Игра уже сыграна: можно делать всё что угодно, ничего на это решение не повлияет. Все, что остается сделать человеку при жизни, это понять, получена ли gracia или нет. Сделать это можно, судя по удаче или везению: если все благоволит человеку в делах, значит он избран Богом. Американская мечта как раз вырастает из этого «тестирования» собственной благословенности.</w:t>
+      <w:pPr>
+        <w:pStyle w:val="Quote"/>
+        <w:rPr>
+          <w:lang w:val="ru-RU"/>
+        </w:rPr>
+      </w:pPr>
+      <w:r>
+        <w:rPr>
+          <w:lang w:val="ru-RU"/>
+        </w:rPr>
+        <w:t>В этом смысле предательство или измена рассматривается как утрата спасения. Любовь исчезает, исчезает и прощение недостатков. Безответная любовь является персональным адом, потому что человека некому вытащить из небытия.</w:t>
       </w:r>
     </w:p>
     <w:p>
-      <w:r>
-        <w:t>Протестанты, расколотые на множество сект, находящиеся в состоянии плюрализма, разрушают замысел христианства: этот процесс называется секуляризацией.</w:t>
+      <w:pPr>
+        <w:rPr>
+          <w:rFonts w:ascii="Times New Roman" w:hAnsi="Times New Roman" w:cs="Times New Roman"/>
+          <w:sz w:val="24"/>
+          <w:szCs w:val="24"/>
+          <w:lang w:val="ru-RU"/>
+        </w:rPr>
+      </w:pPr>
+      <w:r>
+        <w:rPr>
+          <w:rFonts w:ascii="Times New Roman" w:hAnsi="Times New Roman" w:cs="Times New Roman"/>
+          <w:sz w:val="24"/>
+          <w:szCs w:val="24"/>
+          <w:lang w:val="ru-RU"/>
+        </w:rPr>
+        <w:t xml:space="preserve">Эта любовь никак не относится к </w:t>
+      </w:r>
+      <w:r>
+        <w:rPr>
+          <w:rFonts w:ascii="Times New Roman" w:hAnsi="Times New Roman" w:cs="Times New Roman"/>
+          <w:i/>
+          <w:iCs/>
+          <w:sz w:val="24"/>
+          <w:szCs w:val="24"/>
+          <w:lang w:val="ru-RU"/>
+        </w:rPr>
+        <w:t>эросу</w:t>
+      </w:r>
+      <w:r>
+        <w:rPr>
+          <w:rFonts w:ascii="Times New Roman" w:hAnsi="Times New Roman" w:cs="Times New Roman"/>
+          <w:sz w:val="24"/>
+          <w:szCs w:val="24"/>
+          <w:lang w:val="ru-RU"/>
+        </w:rPr>
+        <w:t xml:space="preserve">, плотской любви, связанной с </w:t>
+      </w:r>
+      <w:proofErr w:type="spellStart"/>
+      <w:r>
+        <w:rPr>
+          <w:rFonts w:ascii="Times New Roman" w:hAnsi="Times New Roman" w:cs="Times New Roman"/>
+          <w:i/>
+          <w:iCs/>
+          <w:sz w:val="24"/>
+          <w:szCs w:val="24"/>
+          <w:lang w:val="ru-RU"/>
+        </w:rPr>
+        <w:t>усией</w:t>
+      </w:r>
+      <w:proofErr w:type="spellEnd"/>
+      <w:r>
+        <w:rPr>
+          <w:rFonts w:ascii="Times New Roman" w:hAnsi="Times New Roman" w:cs="Times New Roman"/>
+          <w:sz w:val="24"/>
+          <w:szCs w:val="24"/>
+          <w:lang w:val="ru-RU"/>
+        </w:rPr>
+        <w:t xml:space="preserve">. При этом ни семейные отношения, ни дружеские, ни какие-либо ещё не могут этого дать, потому что теряется уникальность — любящий должен быть один, как и любимый. Именно такой вид романтической любви </w:t>
+      </w:r>
+      <w:r>
+        <w:rPr>
+          <w:rFonts w:ascii="Times New Roman" w:hAnsi="Times New Roman" w:cs="Times New Roman"/>
+          <w:sz w:val="24"/>
+          <w:szCs w:val="24"/>
+          <w:lang w:val="ru-RU"/>
+        </w:rPr>
+        <w:t xml:space="preserve">— </w:t>
+      </w:r>
+      <w:r>
+        <w:rPr>
+          <w:rFonts w:ascii="Times New Roman" w:hAnsi="Times New Roman" w:cs="Times New Roman"/>
+          <w:sz w:val="24"/>
+          <w:szCs w:val="24"/>
+          <w:lang w:val="ru-RU"/>
+        </w:rPr>
+        <w:t xml:space="preserve">это то, что осталось нам от </w:t>
+      </w:r>
+      <w:r>
+        <w:rPr>
+          <w:rFonts w:ascii="Times New Roman" w:hAnsi="Times New Roman" w:cs="Times New Roman"/>
+          <w:sz w:val="24"/>
+          <w:szCs w:val="24"/>
+          <w:lang w:val="ru-RU"/>
+        </w:rPr>
+        <w:t>любви</w:t>
+      </w:r>
+      <w:r>
+        <w:rPr>
+          <w:rFonts w:ascii="Times New Roman" w:hAnsi="Times New Roman" w:cs="Times New Roman"/>
+          <w:sz w:val="24"/>
+          <w:szCs w:val="24"/>
+          <w:lang w:val="ru-RU"/>
+        </w:rPr>
+        <w:t xml:space="preserve"> </w:t>
+      </w:r>
+      <w:r>
+        <w:rPr>
+          <w:rFonts w:ascii="Times New Roman" w:hAnsi="Times New Roman" w:cs="Times New Roman"/>
+          <w:sz w:val="24"/>
+          <w:szCs w:val="24"/>
+          <w:lang w:val="ru-RU"/>
+        </w:rPr>
+        <w:t>божественной.</w:t>
       </w:r>
     </w:p>
-    <w:p/>
+    <w:p>
+      <w:pPr>
+        <w:pStyle w:val="Heading2"/>
+        <w:rPr>
+          <w:lang w:val="ru-RU"/>
+        </w:rPr>
+      </w:pPr>
+      <w:r>
+        <w:rPr>
+          <w:lang w:val="ru-RU"/>
+        </w:rPr>
+        <w:t>Кризис любви</w:t>
+      </w:r>
+    </w:p>
+    <w:p>
+      <w:pPr>
+        <w:pStyle w:val="Heading3"/>
+        <w:rPr>
+          <w:lang w:val="ru-RU"/>
+        </w:rPr>
+      </w:pPr>
+      <w:r>
+        <w:rPr>
+          <w:lang w:val="ru-RU"/>
+        </w:rPr>
+        <w:t>Формирование проблемы</w:t>
+      </w:r>
+    </w:p>
+    <w:p>
+      <w:pPr>
+        <w:rPr>
+          <w:rFonts w:ascii="Times New Roman" w:hAnsi="Times New Roman" w:cs="Times New Roman"/>
+          <w:sz w:val="24"/>
+          <w:szCs w:val="24"/>
+          <w:lang w:val="ru-RU"/>
+        </w:rPr>
+      </w:pPr>
+      <w:r>
+        <w:rPr>
+          <w:rFonts w:ascii="Times New Roman" w:hAnsi="Times New Roman" w:cs="Times New Roman"/>
+          <w:sz w:val="24"/>
+          <w:szCs w:val="24"/>
+          <w:lang w:val="ru-RU"/>
+        </w:rPr>
+        <w:t xml:space="preserve">Таким образом </w:t>
+      </w:r>
+      <w:r>
+        <w:rPr>
+          <w:rFonts w:ascii="Times New Roman" w:hAnsi="Times New Roman" w:cs="Times New Roman"/>
+          <w:i/>
+          <w:iCs/>
+          <w:sz w:val="24"/>
+          <w:szCs w:val="24"/>
+          <w:lang w:val="ru-RU"/>
+        </w:rPr>
+        <w:t>любовь</w:t>
+      </w:r>
+      <w:r>
+        <w:rPr>
+          <w:rFonts w:ascii="Times New Roman" w:hAnsi="Times New Roman" w:cs="Times New Roman"/>
+          <w:sz w:val="24"/>
+          <w:szCs w:val="24"/>
+          <w:lang w:val="ru-RU"/>
+        </w:rPr>
+        <w:t xml:space="preserve"> можно рассматривать тоже как некую ставку, где выигрышем будет </w:t>
+      </w:r>
+      <w:r>
+        <w:rPr>
+          <w:rFonts w:ascii="Times New Roman" w:hAnsi="Times New Roman" w:cs="Times New Roman"/>
+          <w:i/>
+          <w:iCs/>
+          <w:sz w:val="24"/>
+          <w:szCs w:val="24"/>
+          <w:lang w:val="ru-RU"/>
+        </w:rPr>
+        <w:t>спасение</w:t>
+      </w:r>
+      <w:r>
+        <w:rPr>
+          <w:rFonts w:ascii="Times New Roman" w:hAnsi="Times New Roman" w:cs="Times New Roman"/>
+          <w:sz w:val="24"/>
+          <w:szCs w:val="24"/>
+          <w:lang w:val="ru-RU"/>
+        </w:rPr>
+        <w:t xml:space="preserve">. </w:t>
+      </w:r>
+      <w:r>
+        <w:rPr>
+          <w:rFonts w:ascii="Times New Roman" w:hAnsi="Times New Roman" w:cs="Times New Roman"/>
+          <w:sz w:val="24"/>
+          <w:szCs w:val="24"/>
+          <w:lang w:val="ru-RU"/>
+        </w:rPr>
+        <w:t>Но у</w:t>
+      </w:r>
+      <w:r>
+        <w:rPr>
+          <w:rFonts w:ascii="Times New Roman" w:hAnsi="Times New Roman" w:cs="Times New Roman"/>
+          <w:sz w:val="24"/>
+          <w:szCs w:val="24"/>
+          <w:lang w:val="ru-RU"/>
+        </w:rPr>
+        <w:t xml:space="preserve"> этой концепции есть одна проблема, и лежит она в свободе воли: можно ли заставить человека полюбить? Ответ: нет. Человек ничего не может сделать, чтобы его полюбили. Не поможет ни одна манипуляция. </w:t>
+      </w:r>
+      <w:r>
+        <w:rPr>
+          <w:rFonts w:ascii="Times New Roman" w:hAnsi="Times New Roman" w:cs="Times New Roman"/>
+          <w:i/>
+          <w:iCs/>
+          <w:sz w:val="24"/>
+          <w:szCs w:val="24"/>
+          <w:lang w:val="ru-RU"/>
+        </w:rPr>
+        <w:t>Любовь</w:t>
+      </w:r>
+      <w:r>
+        <w:rPr>
+          <w:rFonts w:ascii="Times New Roman" w:hAnsi="Times New Roman" w:cs="Times New Roman"/>
+          <w:sz w:val="24"/>
+          <w:szCs w:val="24"/>
+          <w:lang w:val="ru-RU"/>
+        </w:rPr>
+        <w:t xml:space="preserve"> связана исключительно со свободным выбором. Если выбор несвободен, если бог обязан всех любить, то это не </w:t>
+      </w:r>
+      <w:r>
+        <w:rPr>
+          <w:rFonts w:ascii="Times New Roman" w:hAnsi="Times New Roman" w:cs="Times New Roman"/>
+          <w:i/>
+          <w:iCs/>
+          <w:sz w:val="24"/>
+          <w:szCs w:val="24"/>
+          <w:lang w:val="ru-RU"/>
+        </w:rPr>
+        <w:lastRenderedPageBreak/>
+        <w:t>любовь</w:t>
+      </w:r>
+      <w:r>
+        <w:rPr>
+          <w:rFonts w:ascii="Times New Roman" w:hAnsi="Times New Roman" w:cs="Times New Roman"/>
+          <w:sz w:val="24"/>
+          <w:szCs w:val="24"/>
+          <w:lang w:val="ru-RU"/>
+        </w:rPr>
+        <w:t xml:space="preserve">. Поэтому в слове </w:t>
+      </w:r>
+      <w:proofErr w:type="spellStart"/>
+      <w:r>
+        <w:rPr>
+          <w:rFonts w:ascii="Times New Roman" w:hAnsi="Times New Roman" w:cs="Times New Roman"/>
+          <w:i/>
+          <w:iCs/>
+          <w:sz w:val="24"/>
+          <w:szCs w:val="24"/>
+        </w:rPr>
+        <w:t>gracia</w:t>
+      </w:r>
+      <w:proofErr w:type="spellEnd"/>
+      <w:r>
+        <w:rPr>
+          <w:rFonts w:ascii="Times New Roman" w:hAnsi="Times New Roman" w:cs="Times New Roman"/>
+          <w:sz w:val="24"/>
+          <w:szCs w:val="24"/>
+          <w:lang w:val="ru-RU"/>
+        </w:rPr>
+        <w:t xml:space="preserve"> лежит смысловой оттенок незаслуженной милости. Эта </w:t>
+      </w:r>
+      <w:r>
+        <w:rPr>
+          <w:rFonts w:ascii="Times New Roman" w:hAnsi="Times New Roman" w:cs="Times New Roman"/>
+          <w:i/>
+          <w:iCs/>
+          <w:sz w:val="24"/>
+          <w:szCs w:val="24"/>
+          <w:lang w:val="ru-RU"/>
+        </w:rPr>
+        <w:t>любовь</w:t>
+      </w:r>
+      <w:r>
+        <w:rPr>
+          <w:rFonts w:ascii="Times New Roman" w:hAnsi="Times New Roman" w:cs="Times New Roman"/>
+          <w:sz w:val="24"/>
+          <w:szCs w:val="24"/>
+          <w:lang w:val="ru-RU"/>
+        </w:rPr>
+        <w:t xml:space="preserve"> может быть получена не за какое-то действие. Итак, Бог выбирает кого спасти, а кого нет. А значит, </w:t>
+      </w:r>
+      <w:r>
+        <w:rPr>
+          <w:rFonts w:ascii="Times New Roman" w:hAnsi="Times New Roman" w:cs="Times New Roman"/>
+          <w:iCs/>
+          <w:sz w:val="24"/>
+          <w:szCs w:val="24"/>
+          <w:u w:val="single"/>
+          <w:lang w:val="ru-RU"/>
+        </w:rPr>
+        <w:t>человек ничего не может сделать для собственного спасения</w:t>
+      </w:r>
+      <w:r>
+        <w:rPr>
+          <w:rFonts w:ascii="Times New Roman" w:hAnsi="Times New Roman" w:cs="Times New Roman"/>
+          <w:sz w:val="24"/>
+          <w:szCs w:val="24"/>
+          <w:lang w:val="ru-RU"/>
+        </w:rPr>
+        <w:t>.</w:t>
+      </w:r>
+    </w:p>
+    <w:p>
+      <w:pPr>
+        <w:pStyle w:val="Quote"/>
+        <w:rPr>
+          <w:lang w:val="ru-RU"/>
+        </w:rPr>
+      </w:pPr>
+      <w:r>
+        <w:rPr>
+          <w:lang w:val="ru-RU"/>
+        </w:rPr>
+        <w:t>Важно понимать, что спор Пелагия с Августином — это лишь один из споров, коих было множество. Всегда для разрешения спора искался компромисс и всегда вставали противоречия, которые, в свою очередь, приводили к новым оптимальным решениям. Но эта длинная цепь спора в конце концов пришла снова к той же проблеме Августина-Пелагия.</w:t>
+      </w:r>
+    </w:p>
+    <w:p>
+      <w:pPr>
+        <w:pStyle w:val="Heading3"/>
+        <w:rPr>
+          <w:lang w:val="ru-RU"/>
+        </w:rPr>
+      </w:pPr>
+      <w:r>
+        <w:rPr>
+          <w:lang w:val="ru-RU"/>
+        </w:rPr>
+        <w:t>Апофеоз</w:t>
+      </w:r>
+    </w:p>
+    <w:p>
+      <w:pPr>
+        <w:rPr>
+          <w:rFonts w:ascii="Times New Roman" w:hAnsi="Times New Roman" w:cs="Times New Roman"/>
+          <w:sz w:val="24"/>
+          <w:szCs w:val="24"/>
+          <w:lang w:val="ru-RU"/>
+        </w:rPr>
+      </w:pPr>
+      <w:r>
+        <w:rPr>
+          <w:rFonts w:ascii="Times New Roman" w:hAnsi="Times New Roman" w:cs="Times New Roman"/>
+          <w:sz w:val="24"/>
+          <w:szCs w:val="24"/>
+          <w:lang w:val="ru-RU"/>
+        </w:rPr>
+        <w:t>Все приходило к тому, что человек не может спастись своими силами. Решив проблему предельного основания</w:t>
+      </w:r>
+      <w:r>
+        <w:rPr>
+          <w:rFonts w:ascii="Times New Roman" w:hAnsi="Times New Roman" w:cs="Times New Roman"/>
+          <w:sz w:val="24"/>
+          <w:szCs w:val="24"/>
+          <w:lang w:val="ru-RU"/>
+        </w:rPr>
+        <w:t>, человек</w:t>
+      </w:r>
+      <w:r>
+        <w:rPr>
+          <w:rFonts w:ascii="Times New Roman" w:hAnsi="Times New Roman" w:cs="Times New Roman"/>
+          <w:sz w:val="24"/>
+          <w:szCs w:val="24"/>
+          <w:lang w:val="ru-RU"/>
+        </w:rPr>
+        <w:t xml:space="preserve"> </w:t>
+      </w:r>
+      <w:r>
+        <w:rPr>
+          <w:rFonts w:ascii="Times New Roman" w:hAnsi="Times New Roman" w:cs="Times New Roman"/>
+          <w:sz w:val="24"/>
+          <w:szCs w:val="24"/>
+          <w:lang w:val="ru-RU"/>
+        </w:rPr>
+        <w:t xml:space="preserve">сталкивается </w:t>
+      </w:r>
+      <w:r>
+        <w:rPr>
+          <w:rFonts w:ascii="Times New Roman" w:hAnsi="Times New Roman" w:cs="Times New Roman"/>
+          <w:sz w:val="24"/>
+          <w:szCs w:val="24"/>
+          <w:lang w:val="ru-RU"/>
+        </w:rPr>
+        <w:t>с этим противоречием.</w:t>
+      </w:r>
+    </w:p>
+    <w:p>
+      <w:pPr>
+        <w:rPr>
+          <w:rFonts w:ascii="Times New Roman" w:hAnsi="Times New Roman" w:cs="Times New Roman"/>
+          <w:sz w:val="24"/>
+          <w:szCs w:val="24"/>
+          <w:lang w:val="ru-RU"/>
+        </w:rPr>
+      </w:pPr>
+      <w:r>
+        <w:rPr>
+          <w:rFonts w:ascii="Times New Roman" w:hAnsi="Times New Roman" w:cs="Times New Roman"/>
+          <w:sz w:val="24"/>
+          <w:szCs w:val="24"/>
+          <w:lang w:val="ru-RU"/>
+        </w:rPr>
+        <w:t xml:space="preserve">Реформация, проведенная </w:t>
+      </w:r>
+      <w:r>
+        <w:rPr>
+          <w:rFonts w:ascii="Times New Roman" w:hAnsi="Times New Roman" w:cs="Times New Roman"/>
+          <w:b/>
+          <w:bCs/>
+          <w:sz w:val="24"/>
+          <w:szCs w:val="24"/>
+          <w:lang w:val="ru-RU"/>
+        </w:rPr>
+        <w:t>Мартином Лютером</w:t>
+      </w:r>
+      <w:r>
+        <w:rPr>
+          <w:rFonts w:ascii="Times New Roman" w:hAnsi="Times New Roman" w:cs="Times New Roman"/>
+          <w:sz w:val="24"/>
+          <w:szCs w:val="24"/>
+          <w:lang w:val="ru-RU"/>
+        </w:rPr>
+        <w:t xml:space="preserve"> в 1517</w:t>
+      </w:r>
+      <w:r>
+        <w:rPr>
+          <w:rFonts w:ascii="Times New Roman" w:hAnsi="Times New Roman" w:cs="Times New Roman"/>
+          <w:sz w:val="24"/>
+          <w:szCs w:val="24"/>
+          <w:lang w:val="ru-RU"/>
+        </w:rPr>
+        <w:t xml:space="preserve"> </w:t>
+      </w:r>
+      <w:r>
+        <w:rPr>
+          <w:rFonts w:ascii="Times New Roman" w:hAnsi="Times New Roman" w:cs="Times New Roman"/>
+          <w:sz w:val="24"/>
+          <w:szCs w:val="24"/>
+          <w:lang w:val="ru-RU"/>
+        </w:rPr>
+        <w:t>г, вновь вернула актуальность этому противоречию, встала та же проблема. Пока возникают новые проблемы и предлагаются новые решения, есть ощущение прогресса, движения; приход к старой проблеме говорит о том, что теория в тупике.</w:t>
+      </w:r>
+    </w:p>
+    <w:p>
+      <w:pPr>
+        <w:rPr>
+          <w:rFonts w:ascii="Times New Roman" w:hAnsi="Times New Roman" w:cs="Times New Roman"/>
+          <w:sz w:val="24"/>
+          <w:szCs w:val="24"/>
+          <w:lang w:val="ru-RU"/>
+        </w:rPr>
+      </w:pPr>
+      <w:r>
+        <w:rPr>
+          <w:rFonts w:ascii="Times New Roman" w:hAnsi="Times New Roman" w:cs="Times New Roman"/>
+          <w:sz w:val="24"/>
+          <w:szCs w:val="24"/>
+          <w:lang w:val="ru-RU"/>
+        </w:rPr>
+        <w:t xml:space="preserve">Почему же Мартин Лютер вернул эту проблему? Дело в </w:t>
+      </w:r>
+      <w:r>
+        <w:rPr>
+          <w:rFonts w:ascii="Times New Roman" w:hAnsi="Times New Roman" w:cs="Times New Roman"/>
+          <w:b/>
+          <w:bCs/>
+          <w:sz w:val="24"/>
+          <w:szCs w:val="24"/>
+          <w:lang w:val="ru-RU"/>
+        </w:rPr>
+        <w:t>индульгенциях</w:t>
+      </w:r>
+      <w:r>
+        <w:rPr>
+          <w:rFonts w:ascii="Times New Roman" w:hAnsi="Times New Roman" w:cs="Times New Roman"/>
+          <w:sz w:val="24"/>
+          <w:szCs w:val="24"/>
+          <w:lang w:val="ru-RU"/>
+        </w:rPr>
+        <w:t xml:space="preserve">: он их раскритиковал, потому что они обещали </w:t>
+      </w:r>
+      <w:r>
+        <w:rPr>
+          <w:rFonts w:ascii="Times New Roman" w:hAnsi="Times New Roman" w:cs="Times New Roman"/>
+          <w:i/>
+          <w:iCs/>
+          <w:sz w:val="24"/>
+          <w:szCs w:val="24"/>
+          <w:lang w:val="ru-RU"/>
+        </w:rPr>
+        <w:t>спасение</w:t>
+      </w:r>
+      <w:r>
+        <w:rPr>
+          <w:rFonts w:ascii="Times New Roman" w:hAnsi="Times New Roman" w:cs="Times New Roman"/>
+          <w:sz w:val="24"/>
+          <w:szCs w:val="24"/>
+          <w:lang w:val="ru-RU"/>
+        </w:rPr>
+        <w:t xml:space="preserve">. </w:t>
+      </w:r>
+      <w:r>
+        <w:rPr>
+          <w:rFonts w:ascii="Times New Roman" w:hAnsi="Times New Roman" w:cs="Times New Roman"/>
+          <w:sz w:val="24"/>
+          <w:szCs w:val="24"/>
+          <w:lang w:val="ru-RU"/>
+        </w:rPr>
+        <w:t>Проблема в том, что</w:t>
+      </w:r>
+      <w:r>
+        <w:rPr>
+          <w:rFonts w:ascii="Times New Roman" w:hAnsi="Times New Roman" w:cs="Times New Roman"/>
+          <w:sz w:val="24"/>
+          <w:szCs w:val="24"/>
+          <w:lang w:val="ru-RU"/>
+        </w:rPr>
+        <w:t xml:space="preserve"> обещать </w:t>
+      </w:r>
+      <w:r>
+        <w:rPr>
+          <w:rFonts w:ascii="Times New Roman" w:hAnsi="Times New Roman" w:cs="Times New Roman"/>
+          <w:i/>
+          <w:iCs/>
+          <w:sz w:val="24"/>
+          <w:szCs w:val="24"/>
+          <w:lang w:val="ru-RU"/>
+        </w:rPr>
+        <w:t>спасение</w:t>
+      </w:r>
+      <w:r>
+        <w:rPr>
+          <w:rFonts w:ascii="Times New Roman" w:hAnsi="Times New Roman" w:cs="Times New Roman"/>
+          <w:sz w:val="24"/>
+          <w:szCs w:val="24"/>
+          <w:lang w:val="ru-RU"/>
+        </w:rPr>
+        <w:t xml:space="preserve"> невозможно</w:t>
+      </w:r>
+      <w:r>
+        <w:rPr>
+          <w:rFonts w:ascii="Times New Roman" w:hAnsi="Times New Roman" w:cs="Times New Roman"/>
+          <w:sz w:val="24"/>
+          <w:szCs w:val="24"/>
+          <w:lang w:val="ru-RU"/>
+        </w:rPr>
+        <w:t xml:space="preserve">, потому что иначе </w:t>
+      </w:r>
+      <w:r>
+        <w:rPr>
+          <w:rFonts w:ascii="Times New Roman" w:hAnsi="Times New Roman" w:cs="Times New Roman"/>
+          <w:sz w:val="24"/>
+          <w:szCs w:val="24"/>
+          <w:lang w:val="ru-RU"/>
+        </w:rPr>
+        <w:t xml:space="preserve">была бы нарушена </w:t>
+      </w:r>
+      <w:r>
+        <w:rPr>
+          <w:rFonts w:ascii="Times New Roman" w:hAnsi="Times New Roman" w:cs="Times New Roman"/>
+          <w:sz w:val="24"/>
+          <w:szCs w:val="24"/>
+          <w:lang w:val="ru-RU"/>
+        </w:rPr>
+        <w:t>свобод</w:t>
+      </w:r>
+      <w:r>
+        <w:rPr>
+          <w:rFonts w:ascii="Times New Roman" w:hAnsi="Times New Roman" w:cs="Times New Roman"/>
+          <w:sz w:val="24"/>
+          <w:szCs w:val="24"/>
+          <w:lang w:val="ru-RU"/>
+        </w:rPr>
+        <w:t xml:space="preserve">а </w:t>
+      </w:r>
+      <w:r>
+        <w:rPr>
+          <w:rFonts w:ascii="Times New Roman" w:hAnsi="Times New Roman" w:cs="Times New Roman"/>
+          <w:sz w:val="24"/>
+          <w:szCs w:val="24"/>
+          <w:lang w:val="ru-RU"/>
+        </w:rPr>
+        <w:t xml:space="preserve">выбора Бога. Сам </w:t>
+      </w:r>
+      <w:r>
+        <w:rPr>
+          <w:rFonts w:ascii="Times New Roman" w:hAnsi="Times New Roman" w:cs="Times New Roman"/>
+          <w:sz w:val="24"/>
+          <w:szCs w:val="24"/>
+          <w:lang w:val="ru-RU"/>
+        </w:rPr>
+        <w:t xml:space="preserve">Мартин Лютер </w:t>
+      </w:r>
+      <w:r>
+        <w:rPr>
+          <w:rFonts w:ascii="Times New Roman" w:hAnsi="Times New Roman" w:cs="Times New Roman"/>
+          <w:sz w:val="24"/>
+          <w:szCs w:val="24"/>
+          <w:lang w:val="ru-RU"/>
+        </w:rPr>
+        <w:t xml:space="preserve">в своей статье говорил, что следовать заповедям нужно для того, чтобы понять, что делать это невозможно. Нужно прийти к отчаянию, превратиться в пустой сосуд. Тогда появится шанс воспринять </w:t>
+      </w:r>
+      <w:proofErr w:type="spellStart"/>
+      <w:r>
+        <w:rPr>
+          <w:rFonts w:ascii="Times New Roman" w:hAnsi="Times New Roman" w:cs="Times New Roman"/>
+          <w:i/>
+          <w:iCs/>
+          <w:sz w:val="24"/>
+          <w:szCs w:val="24"/>
+        </w:rPr>
+        <w:t>gracia</w:t>
+      </w:r>
+      <w:proofErr w:type="spellEnd"/>
+      <w:r>
+        <w:rPr>
+          <w:rFonts w:ascii="Times New Roman" w:hAnsi="Times New Roman" w:cs="Times New Roman"/>
+          <w:sz w:val="24"/>
+          <w:szCs w:val="24"/>
+          <w:lang w:val="ru-RU"/>
+        </w:rPr>
+        <w:t>. Отказаться ото всякой своей воли, чтобы через человека действовал Бог.</w:t>
+      </w:r>
+    </w:p>
+    <w:p>
+      <w:pPr>
+        <w:rPr>
+          <w:rFonts w:ascii="Times New Roman" w:hAnsi="Times New Roman" w:cs="Times New Roman"/>
+          <w:sz w:val="24"/>
+          <w:szCs w:val="24"/>
+          <w:lang w:val="ru-RU"/>
+        </w:rPr>
+      </w:pPr>
+      <w:r>
+        <w:rPr>
+          <w:rFonts w:ascii="Times New Roman" w:hAnsi="Times New Roman" w:cs="Times New Roman"/>
+          <w:sz w:val="24"/>
+          <w:szCs w:val="24"/>
+          <w:lang w:val="ru-RU"/>
+        </w:rPr>
+        <w:t xml:space="preserve">Таким образом, к 16 веку христианство </w:t>
+      </w:r>
+      <w:r>
+        <w:rPr>
+          <w:rFonts w:ascii="Times New Roman" w:hAnsi="Times New Roman" w:cs="Times New Roman"/>
+          <w:bCs/>
+          <w:sz w:val="24"/>
+          <w:szCs w:val="24"/>
+          <w:lang w:val="ru-RU"/>
+        </w:rPr>
+        <w:t>не имело ответа на главный вопрос</w:t>
+      </w:r>
+      <w:r>
+        <w:rPr>
+          <w:rFonts w:ascii="Times New Roman" w:hAnsi="Times New Roman" w:cs="Times New Roman"/>
+          <w:sz w:val="24"/>
+          <w:szCs w:val="24"/>
+          <w:lang w:val="ru-RU"/>
+        </w:rPr>
+        <w:t xml:space="preserve">: чего хочет Бог? В чем был его замысел сотворения мира? </w:t>
+      </w:r>
+      <w:r>
+        <w:rPr>
+          <w:rFonts w:ascii="Times New Roman" w:hAnsi="Times New Roman" w:cs="Times New Roman"/>
+          <w:sz w:val="24"/>
+          <w:szCs w:val="24"/>
+          <w:lang w:val="ru-RU"/>
+        </w:rPr>
+        <w:t xml:space="preserve">В конце концов </w:t>
+      </w:r>
+      <w:r>
+        <w:rPr>
+          <w:rFonts w:ascii="Times New Roman" w:hAnsi="Times New Roman" w:cs="Times New Roman"/>
+          <w:sz w:val="24"/>
+          <w:szCs w:val="24"/>
+          <w:lang w:val="ru-RU"/>
+        </w:rPr>
+        <w:t>христианство как картина мира уходит вместе с реформацией Мартина Лютера.</w:t>
+      </w:r>
+    </w:p>
+    <w:p>
+      <w:pPr>
+        <w:pStyle w:val="Heading2"/>
+        <w:rPr>
+          <w:lang w:val="ru-RU"/>
+        </w:rPr>
+      </w:pPr>
+      <w:r>
+        <w:rPr>
+          <w:lang w:val="ru-RU"/>
+        </w:rPr>
+        <w:t>Лотерея</w:t>
+      </w:r>
+    </w:p>
+    <w:p>
+      <w:pPr>
+        <w:rPr>
+          <w:rFonts w:ascii="Times New Roman" w:hAnsi="Times New Roman" w:cs="Times New Roman"/>
+          <w:sz w:val="24"/>
+          <w:szCs w:val="24"/>
+          <w:lang w:val="ru-RU"/>
+        </w:rPr>
+      </w:pPr>
+      <w:r>
+        <w:rPr>
+          <w:rFonts w:ascii="Times New Roman" w:hAnsi="Times New Roman" w:cs="Times New Roman"/>
+          <w:b/>
+          <w:bCs/>
+          <w:sz w:val="24"/>
+          <w:szCs w:val="24"/>
+          <w:lang w:val="ru-RU"/>
+        </w:rPr>
+        <w:t>Жан Кальвин</w:t>
+      </w:r>
+      <w:r>
+        <w:rPr>
+          <w:rFonts w:ascii="Times New Roman" w:hAnsi="Times New Roman" w:cs="Times New Roman"/>
+          <w:sz w:val="24"/>
+          <w:szCs w:val="24"/>
+          <w:lang w:val="ru-RU"/>
+        </w:rPr>
+        <w:t xml:space="preserve"> </w:t>
+      </w:r>
+      <w:r>
+        <w:rPr>
+          <w:rFonts w:ascii="Times New Roman" w:hAnsi="Times New Roman" w:cs="Times New Roman"/>
+          <w:sz w:val="24"/>
+          <w:szCs w:val="24"/>
+          <w:lang w:val="ru-RU"/>
+        </w:rPr>
+        <w:t>н</w:t>
+      </w:r>
+      <w:r>
+        <w:rPr>
+          <w:rFonts w:ascii="Times New Roman" w:hAnsi="Times New Roman" w:cs="Times New Roman"/>
+          <w:sz w:val="24"/>
+          <w:szCs w:val="24"/>
+          <w:lang w:val="ru-RU"/>
+        </w:rPr>
+        <w:t xml:space="preserve">азывал </w:t>
+      </w:r>
+      <w:proofErr w:type="spellStart"/>
+      <w:r>
+        <w:rPr>
+          <w:rFonts w:ascii="Times New Roman" w:hAnsi="Times New Roman" w:cs="Times New Roman"/>
+          <w:i/>
+          <w:iCs/>
+          <w:sz w:val="24"/>
+          <w:szCs w:val="24"/>
+        </w:rPr>
+        <w:t>gracia</w:t>
+      </w:r>
+      <w:proofErr w:type="spellEnd"/>
+      <w:r>
+        <w:rPr>
+          <w:rFonts w:ascii="Times New Roman" w:hAnsi="Times New Roman" w:cs="Times New Roman"/>
+          <w:sz w:val="24"/>
+          <w:szCs w:val="24"/>
+          <w:lang w:val="ru-RU"/>
+        </w:rPr>
+        <w:t xml:space="preserve"> лотереей, так как нет никаких средств повлиять на его получение. Задает вопрос: кто будет инициатором </w:t>
+      </w:r>
+      <w:proofErr w:type="spellStart"/>
+      <w:r>
+        <w:rPr>
+          <w:rFonts w:ascii="Times New Roman" w:hAnsi="Times New Roman" w:cs="Times New Roman"/>
+          <w:i/>
+          <w:iCs/>
+          <w:sz w:val="24"/>
+          <w:szCs w:val="24"/>
+        </w:rPr>
+        <w:t>gracia</w:t>
+      </w:r>
+      <w:proofErr w:type="spellEnd"/>
+      <w:r>
+        <w:rPr>
+          <w:rFonts w:ascii="Times New Roman" w:hAnsi="Times New Roman" w:cs="Times New Roman"/>
+          <w:sz w:val="24"/>
+          <w:szCs w:val="24"/>
+          <w:lang w:val="ru-RU"/>
+        </w:rPr>
+        <w:t xml:space="preserve">? Ответ, конечно, Бог. Здесь приходит идея </w:t>
+      </w:r>
+      <w:r>
+        <w:rPr>
+          <w:rFonts w:ascii="Times New Roman" w:hAnsi="Times New Roman" w:cs="Times New Roman"/>
+          <w:b/>
+          <w:bCs/>
+          <w:iCs/>
+          <w:sz w:val="24"/>
+          <w:szCs w:val="24"/>
+          <w:lang w:val="ru-RU"/>
+        </w:rPr>
+        <w:t>предопределения</w:t>
+      </w:r>
+      <w:r>
+        <w:rPr>
+          <w:rFonts w:ascii="Times New Roman" w:hAnsi="Times New Roman" w:cs="Times New Roman"/>
+          <w:sz w:val="24"/>
+          <w:szCs w:val="24"/>
+          <w:lang w:val="ru-RU"/>
+        </w:rPr>
+        <w:t xml:space="preserve">: Бог знает, кого он спасет, а кого — нет. Игра уже сыграна: можно делать всё что угодно, ничего на это решение не повлияет. Все, что остается сделать человеку при жизни, это понять, получена ли </w:t>
+      </w:r>
+      <w:proofErr w:type="spellStart"/>
+      <w:r>
+        <w:rPr>
+          <w:rFonts w:ascii="Times New Roman" w:hAnsi="Times New Roman" w:cs="Times New Roman"/>
+          <w:i/>
+          <w:iCs/>
+          <w:sz w:val="24"/>
+          <w:szCs w:val="24"/>
+        </w:rPr>
+        <w:t>gracia</w:t>
+      </w:r>
+      <w:proofErr w:type="spellEnd"/>
+      <w:r>
+        <w:rPr>
+          <w:rFonts w:ascii="Times New Roman" w:hAnsi="Times New Roman" w:cs="Times New Roman"/>
+          <w:sz w:val="24"/>
+          <w:szCs w:val="24"/>
+          <w:lang w:val="ru-RU"/>
+        </w:rPr>
+        <w:t xml:space="preserve"> или нет. Сделать это можно, судя по удаче или везению: если все благоволит человеку в делах, значит он избран Богом.</w:t>
+      </w:r>
+    </w:p>
+    <w:p>
+      <w:pPr>
+        <w:pStyle w:val="Quote"/>
+        <w:rPr>
+          <w:lang w:val="ru-RU"/>
+        </w:rPr>
+      </w:pPr>
+      <w:r>
+        <w:rPr>
+          <w:lang w:val="ru-RU"/>
+        </w:rPr>
+        <w:t xml:space="preserve">Американская мечта </w:t>
+      </w:r>
+      <w:r>
+        <w:rPr>
+          <w:lang w:val="ru-RU"/>
+        </w:rPr>
+        <w:t>возникает</w:t>
+      </w:r>
+      <w:r>
+        <w:rPr>
+          <w:lang w:val="ru-RU"/>
+        </w:rPr>
+        <w:t xml:space="preserve"> </w:t>
+      </w:r>
+      <w:r>
+        <w:rPr>
+          <w:lang w:val="ru-RU"/>
+        </w:rPr>
+        <w:t xml:space="preserve">как следствие </w:t>
+      </w:r>
+      <w:r>
+        <w:rPr>
+          <w:lang w:val="ru-RU"/>
+        </w:rPr>
+        <w:t>«тестирования» собственной благословенности.</w:t>
+      </w:r>
+    </w:p>
+    <w:p>
+      <w:pPr>
+        <w:rPr>
+          <w:rFonts w:ascii="Times New Roman" w:hAnsi="Times New Roman" w:cs="Times New Roman"/>
+          <w:sz w:val="24"/>
+          <w:szCs w:val="24"/>
+          <w:lang w:val="ru-RU"/>
+        </w:rPr>
+      </w:pPr>
+      <w:r>
+        <w:rPr>
+          <w:rFonts w:ascii="Times New Roman" w:hAnsi="Times New Roman" w:cs="Times New Roman"/>
+          <w:sz w:val="24"/>
+          <w:szCs w:val="24"/>
+          <w:lang w:val="ru-RU"/>
+        </w:rPr>
+        <w:t xml:space="preserve">Протестанты, расколотые на множество сект, находящиеся в состоянии плюрализма, разрушают замысел христианства: этот процесс называется </w:t>
+      </w:r>
+      <w:r>
+        <w:rPr>
+          <w:rFonts w:ascii="Times New Roman" w:hAnsi="Times New Roman" w:cs="Times New Roman"/>
+          <w:b/>
+          <w:bCs/>
+          <w:sz w:val="24"/>
+          <w:szCs w:val="24"/>
+          <w:lang w:val="ru-RU"/>
+        </w:rPr>
+        <w:t>секуляризацией</w:t>
+      </w:r>
+      <w:r>
+        <w:rPr>
+          <w:rFonts w:ascii="Times New Roman" w:hAnsi="Times New Roman" w:cs="Times New Roman"/>
+          <w:sz w:val="24"/>
+          <w:szCs w:val="24"/>
+          <w:lang w:val="ru-RU"/>
+        </w:rPr>
+        <w:t>.</w:t>
+      </w:r>
+    </w:p>
+    <w:p>
+      <w:pPr>
+        <w:rPr>
+          <w:rFonts w:ascii="Times New Roman" w:hAnsi="Times New Roman" w:cs="Times New Roman"/>
+          <w:sz w:val="24"/>
+          <w:szCs w:val="24"/>
+          <w:lang w:val="ru-RU"/>
+        </w:rPr>
+      </w:pPr>
+    </w:p>
     <w:sectPr>
       <w:pgSz w:w="12240" w:h="15840"/>
       <w:pgMar w:top="1440" w:right="1440" w:bottom="1440" w:left="1440" w:header="720" w:footer="720" w:gutter="0"/>
@@ -1474,6 +3451,28 @@
       <w:szCs w:val="28"/>
     </w:rPr>
   </w:style>
+  <w:style w:type="paragraph" w:styleId="Heading3">
+    <w:name w:val="heading 3"/>
+    <w:basedOn w:val="Normal"/>
+    <w:next w:val="Normal"/>
+    <w:link w:val="Heading3Char"/>
+    <w:uiPriority w:val="9"/>
+    <w:unhideWhenUsed/>
+    <w:qFormat/>
+    <w:rsid w:val="004E50FE"/>
+    <w:pPr>
+      <w:keepNext/>
+      <w:keepLines/>
+      <w:spacing w:before="40" w:after="0"/>
+      <w:outlineLvl w:val="2"/>
+    </w:pPr>
+    <w:rPr>
+      <w:rFonts w:asciiTheme="majorHAnsi" w:eastAsiaTheme="majorEastAsia" w:hAnsiTheme="majorHAnsi" w:cstheme="majorBidi"/>
+      <w:color w:val="243F60" w:themeColor="accent1" w:themeShade="7F"/>
+      <w:sz w:val="24"/>
+      <w:szCs w:val="24"/>
+    </w:rPr>
+  </w:style>
   <w:style w:type="character" w:default="1" w:styleId="DefaultParagraphFont">
     <w:name w:val="Default Paragraph Font"/>
     <w:uiPriority w:val="1"/>
@@ -1510,6 +3509,50 @@
       <w:rFonts w:ascii="Consolas" w:eastAsia="Consolas" w:hAnsi="Consolas" w:cs="Consolas"/>
       <w:sz w:val="20"/>
       <w:szCs w:val="20"/>
+    </w:rPr>
+  </w:style>
+  <w:style w:type="paragraph" w:styleId="Quote">
+    <w:name w:val="Quote"/>
+    <w:basedOn w:val="Normal"/>
+    <w:next w:val="Normal"/>
+    <w:link w:val="QuoteChar"/>
+    <w:uiPriority w:val="29"/>
+    <w:qFormat/>
+    <w:rsid w:val="007901B9"/>
+    <w:pPr>
+      <w:spacing w:before="200"/>
+      <w:ind w:left="864" w:right="864"/>
+      <w:jc w:val="center"/>
+    </w:pPr>
+    <w:rPr>
+      <w:i/>
+      <w:iCs/>
+      <w:color w:val="404040" w:themeColor="text1" w:themeTint="BF"/>
+    </w:rPr>
+  </w:style>
+  <w:style w:type="character" w:customStyle="1" w:styleId="QuoteChar">
+    <w:name w:val="Quote Char"/>
+    <w:basedOn w:val="DefaultParagraphFont"/>
+    <w:link w:val="Quote"/>
+    <w:uiPriority w:val="29"/>
+    <w:rsid w:val="007901B9"/>
+    <w:rPr>
+      <w:i/>
+      <w:iCs/>
+      <w:color w:val="404040" w:themeColor="text1" w:themeTint="BF"/>
+    </w:rPr>
+  </w:style>
+  <w:style w:type="character" w:customStyle="1" w:styleId="Heading3Char">
+    <w:name w:val="Heading 3 Char"/>
+    <w:basedOn w:val="DefaultParagraphFont"/>
+    <w:link w:val="Heading3"/>
+    <w:uiPriority w:val="9"/>
+    <w:rsid w:val="004E50FE"/>
+    <w:rPr>
+      <w:rFonts w:asciiTheme="majorHAnsi" w:eastAsiaTheme="majorEastAsia" w:hAnsiTheme="majorHAnsi" w:cstheme="majorBidi"/>
+      <w:color w:val="243F60" w:themeColor="accent1" w:themeShade="7F"/>
+      <w:sz w:val="24"/>
+      <w:szCs w:val="24"/>
     </w:rPr>
   </w:style>
 </w:styles>

--- a/public/lesson-8.docx
+++ b/public/lesson-8.docx
@@ -4,229 +4,170 @@
   <w:body>
     <w:p>
       <w:pPr>
-        <w:pStyle w:val="Heading2"/>
-        <w:rPr>
-          <w:lang w:val="ru-RU"/>
-        </w:rPr>
-      </w:pPr>
-      <w:r>
-        <w:rPr>
-          <w:lang w:val="ru-RU"/>
-        </w:rPr>
-        <w:t>Возвращение к спору Августина и Пелагия</w:t>
+        <w:rPr>
+          <w:lang w:val="ru-RU"/>
+        </w:rPr>
+      </w:pPr>
+      <w:r>
+        <w:rPr>
+          <w:lang w:val="ru-RU"/>
+        </w:rPr>
+        <w:t>#27 два ключевых пункта в споре Пелагия и Августина: (НЕ)существование Зла и (НЕ)возможность контроля над аффектами / страстями;</w:t>
       </w:r>
     </w:p>
     <w:p>
       <w:pPr>
         <w:rPr>
-          <w:rFonts w:ascii="Times New Roman" w:hAnsi="Times New Roman" w:cs="Times New Roman"/>
-          <w:sz w:val="24"/>
-          <w:szCs w:val="24"/>
-        </w:rPr>
-      </w:pPr>
-      <w:r>
-        <w:rPr>
-          <w:rFonts w:ascii="Times New Roman" w:hAnsi="Times New Roman" w:cs="Times New Roman"/>
-          <w:sz w:val="24"/>
-          <w:szCs w:val="24"/>
-          <w:lang w:val="ru-RU"/>
-        </w:rPr>
-        <w:t>Чтобы проще понять мысль Пелагия, нужно представить человека, на которого оказывается множество разных воздействий; внутри него есть устройство — нейтрализатор этих воздействий, сводящий свободный выбор к добру или злу к пропорции 50/50.</w:t>
+          <w:lang w:val="ru-RU"/>
+        </w:rPr>
+      </w:pPr>
+      <w:r>
+        <w:rPr>
+          <w:lang w:val="ru-RU"/>
+        </w:rPr>
+        <w:t>#28 настоящий источник искушения – не тело и его потребности, но имитация свободы воли / "своеволие" – отклонение (</w:t>
+      </w:r>
+      <w:proofErr w:type="spellStart"/>
+      <w:r>
+        <w:rPr>
+          <w:lang w:val="ru-RU"/>
+        </w:rPr>
+        <w:t>defectio</w:t>
+      </w:r>
+      <w:proofErr w:type="spellEnd"/>
+      <w:r>
+        <w:rPr>
+          <w:lang w:val="ru-RU"/>
+        </w:rPr>
+        <w:t>) от замысла Творения, от Бытия / Истины – к Ничто;</w:t>
       </w:r>
     </w:p>
     <w:p>
       <w:pPr>
         <w:rPr>
-          <w:rFonts w:ascii="Times New Roman" w:hAnsi="Times New Roman" w:cs="Times New Roman"/>
-          <w:sz w:val="24"/>
-          <w:szCs w:val="24"/>
-          <w:lang w:val="ru-RU"/>
-        </w:rPr>
-      </w:pPr>
-      <w:r>
-        <w:rPr>
-          <w:rFonts w:ascii="Times New Roman" w:hAnsi="Times New Roman" w:cs="Times New Roman"/>
-          <w:sz w:val="24"/>
-          <w:szCs w:val="24"/>
-          <w:lang w:val="ru-RU"/>
-        </w:rPr>
-        <w:t>Важно:</w:t>
-      </w:r>
-      <w:r>
-        <w:rPr>
-          <w:rFonts w:ascii="Times New Roman" w:hAnsi="Times New Roman" w:cs="Times New Roman"/>
-          <w:sz w:val="24"/>
-          <w:szCs w:val="24"/>
-          <w:lang w:val="ru-RU"/>
-        </w:rPr>
-        <w:t xml:space="preserve"> </w:t>
-      </w:r>
-      <w:r>
-        <w:rPr>
-          <w:rFonts w:ascii="Times New Roman" w:hAnsi="Times New Roman" w:cs="Times New Roman"/>
-          <w:sz w:val="24"/>
-          <w:szCs w:val="24"/>
-          <w:lang w:val="ru-RU"/>
-        </w:rPr>
-        <w:t>в монотеизме</w:t>
-      </w:r>
-      <w:r>
-        <w:rPr>
-          <w:rFonts w:ascii="Times New Roman" w:hAnsi="Times New Roman" w:cs="Times New Roman"/>
-          <w:sz w:val="24"/>
-          <w:szCs w:val="24"/>
-          <w:lang w:val="ru-RU"/>
-        </w:rPr>
-        <w:t xml:space="preserve"> все воздействия являются положительными, ведь они следствие сотворения бога.</w:t>
+          <w:lang w:val="ru-RU"/>
+        </w:rPr>
+      </w:pPr>
+      <w:r>
+        <w:rPr>
+          <w:lang w:val="ru-RU"/>
+        </w:rPr>
+        <w:t>#29 Божественная Любовь (Агапэ) – это незаслуженная милость (</w:t>
+      </w:r>
+      <w:proofErr w:type="spellStart"/>
+      <w:r>
+        <w:rPr>
+          <w:lang w:val="ru-RU"/>
+        </w:rPr>
+        <w:t>gratia</w:t>
+      </w:r>
+      <w:proofErr w:type="spellEnd"/>
+      <w:r>
+        <w:rPr>
+          <w:lang w:val="ru-RU"/>
+        </w:rPr>
+        <w:t>), источник спасения: открытие внутри нас уникального и вечного, нашей Личности (</w:t>
+      </w:r>
+      <w:proofErr w:type="spellStart"/>
+      <w:r>
+        <w:rPr>
+          <w:lang w:val="ru-RU"/>
+        </w:rPr>
+        <w:t>Юпостасис</w:t>
+      </w:r>
+      <w:proofErr w:type="spellEnd"/>
+      <w:r>
+        <w:rPr>
+          <w:lang w:val="ru-RU"/>
+        </w:rPr>
+        <w:t>);</w:t>
       </w:r>
     </w:p>
     <w:p>
       <w:pPr>
         <w:rPr>
-          <w:rFonts w:ascii="Times New Roman" w:hAnsi="Times New Roman" w:cs="Times New Roman"/>
-          <w:sz w:val="24"/>
-          <w:szCs w:val="24"/>
-          <w:lang w:val="ru-RU"/>
-        </w:rPr>
-      </w:pPr>
-      <w:r>
-        <w:rPr>
-          <w:rFonts w:ascii="Times New Roman" w:hAnsi="Times New Roman" w:cs="Times New Roman"/>
-          <w:sz w:val="24"/>
-          <w:szCs w:val="24"/>
-          <w:lang w:val="ru-RU"/>
-        </w:rPr>
-        <w:t xml:space="preserve">Если предложение выше справедливо, тогда </w:t>
-      </w:r>
-      <w:r>
-        <w:rPr>
-          <w:rFonts w:ascii="Times New Roman" w:hAnsi="Times New Roman" w:cs="Times New Roman"/>
-          <w:sz w:val="24"/>
-          <w:szCs w:val="24"/>
-          <w:lang w:val="ru-RU"/>
-        </w:rPr>
-        <w:t>в</w:t>
-      </w:r>
-      <w:r>
-        <w:rPr>
-          <w:rFonts w:ascii="Times New Roman" w:hAnsi="Times New Roman" w:cs="Times New Roman"/>
-          <w:sz w:val="24"/>
-          <w:szCs w:val="24"/>
-          <w:lang w:val="ru-RU"/>
-        </w:rPr>
-        <w:t>опрос: как воздействия могут быть благотворными, если они также порождены из ничто?</w:t>
+          <w:lang w:val="ru-RU"/>
+        </w:rPr>
+      </w:pPr>
+      <w:r>
+        <w:rPr>
+          <w:lang w:val="ru-RU"/>
+        </w:rPr>
+        <w:t>#30 в монотеистической картине мира решения проблем (разрешение доктринальных споров) порождает новые проблемы (споры), пока круг ни замыкается, потому что становится актуальной исходная проблема;</w:t>
       </w:r>
     </w:p>
     <w:p>
       <w:pPr>
         <w:rPr>
-          <w:rFonts w:ascii="Times New Roman" w:hAnsi="Times New Roman" w:cs="Times New Roman"/>
-          <w:sz w:val="24"/>
-          <w:szCs w:val="24"/>
-          <w:lang w:val="ru-RU"/>
-        </w:rPr>
-      </w:pPr>
-      <w:r>
-        <w:rPr>
-          <w:rFonts w:ascii="Times New Roman" w:hAnsi="Times New Roman" w:cs="Times New Roman"/>
-          <w:sz w:val="24"/>
-          <w:szCs w:val="24"/>
-          <w:lang w:val="ru-RU"/>
-        </w:rPr>
-        <w:t xml:space="preserve">Августин: </w:t>
-      </w:r>
-      <w:r>
-        <w:rPr>
-          <w:rFonts w:ascii="Times New Roman" w:hAnsi="Times New Roman" w:cs="Times New Roman"/>
-          <w:sz w:val="24"/>
-          <w:szCs w:val="24"/>
-          <w:lang w:val="ru-RU"/>
-        </w:rPr>
-        <w:t xml:space="preserve">берем того </w:t>
-      </w:r>
-      <w:r>
-        <w:rPr>
-          <w:rFonts w:ascii="Times New Roman" w:hAnsi="Times New Roman" w:cs="Times New Roman"/>
-          <w:sz w:val="24"/>
-          <w:szCs w:val="24"/>
-          <w:lang w:val="ru-RU"/>
-        </w:rPr>
-        <w:t>же человек</w:t>
-      </w:r>
-      <w:r>
-        <w:rPr>
-          <w:rFonts w:ascii="Times New Roman" w:hAnsi="Times New Roman" w:cs="Times New Roman"/>
-          <w:sz w:val="24"/>
-          <w:szCs w:val="24"/>
-          <w:lang w:val="ru-RU"/>
-        </w:rPr>
-        <w:t>е</w:t>
-      </w:r>
-      <w:r>
-        <w:rPr>
-          <w:rFonts w:ascii="Times New Roman" w:hAnsi="Times New Roman" w:cs="Times New Roman"/>
-          <w:sz w:val="24"/>
-          <w:szCs w:val="24"/>
-          <w:lang w:val="ru-RU"/>
-        </w:rPr>
-        <w:t xml:space="preserve">, на которого оказывается воздействие, но вместо нейтрализатора в нем </w:t>
-      </w:r>
-      <w:r>
-        <w:rPr>
-          <w:rFonts w:ascii="Times New Roman" w:hAnsi="Times New Roman" w:cs="Times New Roman"/>
-          <w:sz w:val="24"/>
-          <w:szCs w:val="24"/>
-          <w:lang w:val="ru-RU"/>
-        </w:rPr>
-        <w:t>теперь</w:t>
-      </w:r>
-      <w:r>
-        <w:rPr>
-          <w:rFonts w:ascii="Times New Roman" w:hAnsi="Times New Roman" w:cs="Times New Roman"/>
-          <w:sz w:val="24"/>
-          <w:szCs w:val="24"/>
-          <w:lang w:val="ru-RU"/>
-        </w:rPr>
-        <w:t xml:space="preserve"> дефект, ущерб, умаление, отклонение, недостаток, возникший при сотворении; при этом воздействий этот человек избегает. А свобода воли на самом деле является её имитацией.</w:t>
+          <w:lang w:val="ru-RU"/>
+        </w:rPr>
+      </w:pPr>
+      <w:r>
+        <w:rPr>
+          <w:lang w:val="ru-RU"/>
+        </w:rPr>
+        <w:t>#31 Реформация: актуализация "</w:t>
+      </w:r>
+      <w:proofErr w:type="spellStart"/>
+      <w:r>
+        <w:rPr>
+          <w:lang w:val="ru-RU"/>
+        </w:rPr>
+        <w:t>августинианства</w:t>
+      </w:r>
+      <w:proofErr w:type="spellEnd"/>
+      <w:r>
+        <w:rPr>
+          <w:lang w:val="ru-RU"/>
+        </w:rPr>
+        <w:t xml:space="preserve">" – признание невозможности постичь замысел Бога и "спастись своими силами" (Лютер), а спасение через </w:t>
+      </w:r>
+      <w:proofErr w:type="spellStart"/>
+      <w:r>
+        <w:rPr>
+          <w:lang w:val="ru-RU"/>
+        </w:rPr>
+        <w:t>gratia</w:t>
+      </w:r>
+      <w:proofErr w:type="spellEnd"/>
+      <w:r>
+        <w:rPr>
+          <w:lang w:val="ru-RU"/>
+        </w:rPr>
+        <w:t xml:space="preserve"> (благодать / милость) – это лотерея (Кальвин).</w:t>
       </w:r>
     </w:p>
     <w:p>
       <w:pPr>
-        <w:pStyle w:val="Quote"/>
-        <w:rPr>
-          <w:lang w:val="ru-RU"/>
-        </w:rPr>
-      </w:pPr>
-      <w:r>
-        <w:rPr>
-          <w:lang w:val="ru-RU"/>
-        </w:rPr>
-        <w:t>Вопрос: имитацию свободы воли от Августина можно понимать как то, что нами на самом деле руководит зло, мы действуем его руками, при этом нам кажется, что выбор делаем мы в зависимости от воздействий?</w:t>
+        <w:pStyle w:val="Heading2"/>
+        <w:rPr>
+          <w:lang w:val="ru-RU"/>
+        </w:rPr>
+      </w:pPr>
+      <w:r>
+        <w:rPr>
+          <w:lang w:val="ru-RU"/>
+        </w:rPr>
+        <w:t>Возвращение к спору Августина и Пелагия</w:t>
       </w:r>
     </w:p>
     <w:p>
       <w:pPr>
-        <w:pStyle w:val="Quote"/>
-        <w:rPr>
-          <w:lang w:val="ru-RU"/>
-        </w:rPr>
-      </w:pPr>
-      <w:r>
-        <w:rPr>
-          <w:lang w:val="ru-RU"/>
-        </w:rPr>
-        <w:t xml:space="preserve">Ответ: точно не так, это больше похоже на воздействие на тебя беса или дьявола; лучше понимать зло в человеке как внезапное проявление в нем его </w:t>
-      </w:r>
-      <w:proofErr w:type="spellStart"/>
-      <w:r>
-        <w:t>defectio</w:t>
-      </w:r>
-      <w:proofErr w:type="spellEnd"/>
-      <w:r>
-        <w:rPr>
-          <w:lang w:val="ru-RU"/>
-        </w:rPr>
-        <w:t>; человек умаляется, уклоняется. Его силы мощнее человеческого тела; дело не в теле; дело в том, что греховность лежит гораздо глубже, она в «ничто», которое внутри нас. Она источник искушения.</w:t>
+        <w:rPr>
+          <w:rFonts w:ascii="Times New Roman" w:hAnsi="Times New Roman" w:cs="Times New Roman"/>
+          <w:sz w:val="24"/>
+          <w:szCs w:val="24"/>
+          <w:lang w:val="ru-RU"/>
+        </w:rPr>
+      </w:pPr>
+      <w:r>
+        <w:rPr>
+          <w:rFonts w:ascii="Times New Roman" w:hAnsi="Times New Roman" w:cs="Times New Roman"/>
+          <w:sz w:val="24"/>
+          <w:szCs w:val="24"/>
+          <w:lang w:val="ru-RU"/>
+        </w:rPr>
+        <w:t>Чтобы проще понять мысль Пелагия, нужно представить человека, на которого оказывается множество разных воздействий; внутри него есть устройство — нейтрализатор этих воздействий, сводящий свободный выбор к добру или злу к пропорции 50/50.</w:t>
       </w:r>
     </w:p>
     <w:p>
@@ -245,47 +186,34 @@
           <w:szCs w:val="24"/>
           <w:lang w:val="ru-RU"/>
         </w:rPr>
-        <w:t xml:space="preserve">Достоевский в </w:t>
-      </w:r>
-      <w:proofErr w:type="spellStart"/>
-      <w:r>
-        <w:rPr>
-          <w:rFonts w:ascii="Times New Roman" w:hAnsi="Times New Roman" w:cs="Times New Roman"/>
-          <w:sz w:val="24"/>
-          <w:szCs w:val="24"/>
-          <w:lang w:val="ru-RU"/>
-        </w:rPr>
-        <w:t>ПиН</w:t>
-      </w:r>
-      <w:proofErr w:type="spellEnd"/>
-      <w:r>
-        <w:rPr>
-          <w:rFonts w:ascii="Times New Roman" w:hAnsi="Times New Roman" w:cs="Times New Roman"/>
-          <w:sz w:val="24"/>
-          <w:szCs w:val="24"/>
-          <w:lang w:val="ru-RU"/>
-        </w:rPr>
-        <w:t xml:space="preserve"> рассказывает, что Раскольников принял своеволие за свободу воли, попытался создать проект, независимый ни от чего, но в конце он узнает, что </w:t>
-      </w:r>
-      <w:proofErr w:type="gramStart"/>
-      <w:r>
-        <w:rPr>
-          <w:rFonts w:ascii="Times New Roman" w:hAnsi="Times New Roman" w:cs="Times New Roman"/>
-          <w:sz w:val="24"/>
-          <w:szCs w:val="24"/>
-          <w:lang w:val="ru-RU"/>
-        </w:rPr>
-        <w:t>его воля это</w:t>
-      </w:r>
-      <w:proofErr w:type="gramEnd"/>
-      <w:r>
-        <w:rPr>
-          <w:rFonts w:ascii="Times New Roman" w:hAnsi="Times New Roman" w:cs="Times New Roman"/>
-          <w:sz w:val="24"/>
-          <w:szCs w:val="24"/>
-          <w:lang w:val="ru-RU"/>
-        </w:rPr>
-        <w:t xml:space="preserve"> на самом деле не воля, а лишь имитация.</w:t>
+        <w:t>Важно:</w:t>
+      </w:r>
+      <w:r>
+        <w:rPr>
+          <w:rFonts w:ascii="Times New Roman" w:hAnsi="Times New Roman" w:cs="Times New Roman"/>
+          <w:sz w:val="24"/>
+          <w:szCs w:val="24"/>
+          <w:lang w:val="ru-RU"/>
+        </w:rPr>
+        <w:t xml:space="preserve"> </w:t>
+      </w:r>
+      <w:r>
+        <w:rPr>
+          <w:rFonts w:ascii="Times New Roman" w:hAnsi="Times New Roman" w:cs="Times New Roman"/>
+          <w:sz w:val="24"/>
+          <w:szCs w:val="24"/>
+          <w:lang w:val="ru-RU"/>
+        </w:rPr>
+        <w:t>в монотеизме</w:t>
+      </w:r>
+      <w:r>
+        <w:rPr>
+          <w:rFonts w:ascii="Times New Roman" w:hAnsi="Times New Roman" w:cs="Times New Roman"/>
+          <w:sz w:val="24"/>
+          <w:szCs w:val="24"/>
+          <w:lang w:val="ru-RU"/>
+        </w:rPr>
+        <w:t xml:space="preserve"> все воздействия являются положительными, ведь они следствие сотворения бога.</w:t>
       </w:r>
     </w:p>
     <w:p>
@@ -300,6 +228,214 @@
       <w:r>
         <w:rPr>
           <w:rFonts w:ascii="Times New Roman" w:hAnsi="Times New Roman" w:cs="Times New Roman"/>
+          <w:sz w:val="24"/>
+          <w:szCs w:val="24"/>
+          <w:lang w:val="ru-RU"/>
+        </w:rPr>
+        <w:t xml:space="preserve">Если предложение выше справедливо, тогда </w:t>
+      </w:r>
+      <w:r>
+        <w:rPr>
+          <w:rFonts w:ascii="Times New Roman" w:hAnsi="Times New Roman" w:cs="Times New Roman"/>
+          <w:sz w:val="24"/>
+          <w:szCs w:val="24"/>
+          <w:lang w:val="ru-RU"/>
+        </w:rPr>
+        <w:t>в</w:t>
+      </w:r>
+      <w:r>
+        <w:rPr>
+          <w:rFonts w:ascii="Times New Roman" w:hAnsi="Times New Roman" w:cs="Times New Roman"/>
+          <w:sz w:val="24"/>
+          <w:szCs w:val="24"/>
+          <w:lang w:val="ru-RU"/>
+        </w:rPr>
+        <w:t>опрос: как воздействия могут быть благотворными, если они также порождены из ничто?</w:t>
+      </w:r>
+    </w:p>
+    <w:p>
+      <w:pPr>
+        <w:rPr>
+          <w:rFonts w:ascii="Times New Roman" w:hAnsi="Times New Roman" w:cs="Times New Roman"/>
+          <w:sz w:val="24"/>
+          <w:szCs w:val="24"/>
+          <w:lang w:val="ru-RU"/>
+        </w:rPr>
+      </w:pPr>
+      <w:r>
+        <w:rPr>
+          <w:rFonts w:ascii="Times New Roman" w:hAnsi="Times New Roman" w:cs="Times New Roman"/>
+          <w:sz w:val="24"/>
+          <w:szCs w:val="24"/>
+          <w:lang w:val="ru-RU"/>
+        </w:rPr>
+        <w:t xml:space="preserve">Августин: </w:t>
+      </w:r>
+      <w:r>
+        <w:rPr>
+          <w:rFonts w:ascii="Times New Roman" w:hAnsi="Times New Roman" w:cs="Times New Roman"/>
+          <w:sz w:val="24"/>
+          <w:szCs w:val="24"/>
+          <w:lang w:val="ru-RU"/>
+        </w:rPr>
+        <w:t xml:space="preserve">берем того </w:t>
+      </w:r>
+      <w:r>
+        <w:rPr>
+          <w:rFonts w:ascii="Times New Roman" w:hAnsi="Times New Roman" w:cs="Times New Roman"/>
+          <w:sz w:val="24"/>
+          <w:szCs w:val="24"/>
+          <w:lang w:val="ru-RU"/>
+        </w:rPr>
+        <w:t>же человек</w:t>
+      </w:r>
+      <w:r>
+        <w:rPr>
+          <w:rFonts w:ascii="Times New Roman" w:hAnsi="Times New Roman" w:cs="Times New Roman"/>
+          <w:sz w:val="24"/>
+          <w:szCs w:val="24"/>
+          <w:lang w:val="ru-RU"/>
+        </w:rPr>
+        <w:t>е</w:t>
+      </w:r>
+      <w:r>
+        <w:rPr>
+          <w:rFonts w:ascii="Times New Roman" w:hAnsi="Times New Roman" w:cs="Times New Roman"/>
+          <w:sz w:val="24"/>
+          <w:szCs w:val="24"/>
+          <w:lang w:val="ru-RU"/>
+        </w:rPr>
+        <w:t xml:space="preserve">, на которого оказывается воздействие, но вместо нейтрализатора в нем </w:t>
+      </w:r>
+      <w:r>
+        <w:rPr>
+          <w:rFonts w:ascii="Times New Roman" w:hAnsi="Times New Roman" w:cs="Times New Roman"/>
+          <w:sz w:val="24"/>
+          <w:szCs w:val="24"/>
+          <w:lang w:val="ru-RU"/>
+        </w:rPr>
+        <w:t>теперь</w:t>
+      </w:r>
+      <w:r>
+        <w:rPr>
+          <w:rFonts w:ascii="Times New Roman" w:hAnsi="Times New Roman" w:cs="Times New Roman"/>
+          <w:sz w:val="24"/>
+          <w:szCs w:val="24"/>
+          <w:lang w:val="ru-RU"/>
+        </w:rPr>
+        <w:t xml:space="preserve"> дефект, ущерб, умаление, отклонение, недостаток, возникший при сотворении; при этом воздействий этот человек избегает. А свобода воли на самом деле является её имитацией.</w:t>
+      </w:r>
+    </w:p>
+    <w:p>
+      <w:pPr>
+        <w:pStyle w:val="Quote"/>
+        <w:rPr>
+          <w:lang w:val="ru-RU"/>
+        </w:rPr>
+      </w:pPr>
+      <w:r>
+        <w:rPr>
+          <w:lang w:val="ru-RU"/>
+        </w:rPr>
+        <w:t>Вопрос: имитацию свободы воли от Августина можно понимать как то, что нами на самом деле руководит зло, мы действуем его руками, при этом нам кажется, что выбор делаем мы в зависимости от воздействий?</w:t>
+      </w:r>
+    </w:p>
+    <w:p>
+      <w:pPr>
+        <w:pStyle w:val="Quote"/>
+        <w:rPr>
+          <w:lang w:val="ru-RU"/>
+        </w:rPr>
+      </w:pPr>
+      <w:r>
+        <w:rPr>
+          <w:lang w:val="ru-RU"/>
+        </w:rPr>
+        <w:t xml:space="preserve">Ответ: точно не так, это больше похоже на воздействие на тебя беса или дьявола; лучше понимать зло в человеке как внезапное проявление в нем его </w:t>
+      </w:r>
+      <w:proofErr w:type="spellStart"/>
+      <w:r>
+        <w:t>defectio</w:t>
+      </w:r>
+      <w:proofErr w:type="spellEnd"/>
+      <w:r>
+        <w:rPr>
+          <w:lang w:val="ru-RU"/>
+        </w:rPr>
+        <w:t>; человек умаляется, уклоняется. Его силы мощнее человеческого тела; дело не в теле; дело в том, что греховность лежит гораздо глубже, она в «ничто», которое внутри нас. Она источник искушения.</w:t>
+      </w:r>
+    </w:p>
+    <w:p>
+      <w:pPr>
+        <w:rPr>
+          <w:rFonts w:ascii="Times New Roman" w:hAnsi="Times New Roman" w:cs="Times New Roman"/>
+          <w:sz w:val="24"/>
+          <w:szCs w:val="24"/>
+          <w:lang w:val="ru-RU"/>
+        </w:rPr>
+      </w:pPr>
+      <w:r>
+        <w:rPr>
+          <w:rFonts w:ascii="Times New Roman" w:hAnsi="Times New Roman" w:cs="Times New Roman"/>
+          <w:sz w:val="24"/>
+          <w:szCs w:val="24"/>
+          <w:lang w:val="ru-RU"/>
+        </w:rPr>
+        <w:t xml:space="preserve">Достоевский в </w:t>
+      </w:r>
+      <w:proofErr w:type="spellStart"/>
+      <w:r>
+        <w:rPr>
+          <w:rFonts w:ascii="Times New Roman" w:hAnsi="Times New Roman" w:cs="Times New Roman"/>
+          <w:sz w:val="24"/>
+          <w:szCs w:val="24"/>
+          <w:lang w:val="ru-RU"/>
+        </w:rPr>
+        <w:t>ПиН</w:t>
+      </w:r>
+      <w:proofErr w:type="spellEnd"/>
+      <w:r>
+        <w:rPr>
+          <w:rFonts w:ascii="Times New Roman" w:hAnsi="Times New Roman" w:cs="Times New Roman"/>
+          <w:sz w:val="24"/>
+          <w:szCs w:val="24"/>
+          <w:lang w:val="ru-RU"/>
+        </w:rPr>
+        <w:t xml:space="preserve"> рассказывает, что Раскольников принял своеволие за свободу воли, попытался создать проект, независимый ни от чего, но в конце он узнает, что </w:t>
+      </w:r>
+      <w:proofErr w:type="gramStart"/>
+      <w:r>
+        <w:rPr>
+          <w:rFonts w:ascii="Times New Roman" w:hAnsi="Times New Roman" w:cs="Times New Roman"/>
+          <w:sz w:val="24"/>
+          <w:szCs w:val="24"/>
+          <w:lang w:val="ru-RU"/>
+        </w:rPr>
+        <w:t>его воля это</w:t>
+      </w:r>
+      <w:proofErr w:type="gramEnd"/>
+      <w:r>
+        <w:rPr>
+          <w:rFonts w:ascii="Times New Roman" w:hAnsi="Times New Roman" w:cs="Times New Roman"/>
+          <w:sz w:val="24"/>
+          <w:szCs w:val="24"/>
+          <w:lang w:val="ru-RU"/>
+        </w:rPr>
+        <w:t xml:space="preserve"> на самом деле не воля, а лишь имитация.</w:t>
+      </w:r>
+    </w:p>
+    <w:p>
+      <w:pPr>
+        <w:rPr>
+          <w:rFonts w:ascii="Times New Roman" w:hAnsi="Times New Roman" w:cs="Times New Roman"/>
+          <w:sz w:val="24"/>
+          <w:szCs w:val="24"/>
+          <w:lang w:val="ru-RU"/>
+        </w:rPr>
+      </w:pPr>
+      <w:r>
+        <w:rPr>
+          <w:rFonts w:ascii="Times New Roman" w:hAnsi="Times New Roman" w:cs="Times New Roman"/>
           <w:i/>
           <w:iCs/>
           <w:sz w:val="24"/>
@@ -329,6 +465,7 @@
         <w:rPr>
           <w:lang w:val="ru-RU"/>
         </w:rPr>
+        <w:lastRenderedPageBreak/>
         <w:t>Почему Августин выиграл</w:t>
       </w:r>
     </w:p>
@@ -537,7 +674,6 @@
           <w:szCs w:val="24"/>
           <w:lang w:val="ru-RU"/>
         </w:rPr>
-        <w:lastRenderedPageBreak/>
         <w:t xml:space="preserve">Августин </w:t>
       </w:r>
       <w:r>
@@ -902,6 +1038,7 @@
           <w:rFonts w:ascii="Times New Roman" w:hAnsi="Times New Roman" w:cs="Times New Roman"/>
           <w:sz w:val="24"/>
           <w:szCs w:val="24"/>
+          <w:lang w:val="ru-RU"/>
         </w:rPr>
       </w:pPr>
       <w:r>
@@ -968,6 +1105,7 @@
           <w:rFonts w:ascii="Times New Roman" w:hAnsi="Times New Roman" w:cs="Times New Roman"/>
           <w:sz w:val="24"/>
           <w:szCs w:val="24"/>
+          <w:lang w:val="ru-RU"/>
         </w:rPr>
         <w:t>[</w:t>
       </w:r>
@@ -985,6 +1123,7 @@
           <w:rFonts w:ascii="Times New Roman" w:hAnsi="Times New Roman" w:cs="Times New Roman"/>
           <w:sz w:val="24"/>
           <w:szCs w:val="24"/>
+          <w:lang w:val="ru-RU"/>
         </w:rPr>
         <w:t>]</w:t>
       </w:r>
@@ -1048,25 +1187,14 @@
         </w:rPr>
         <w:t xml:space="preserve">можно </w:t>
       </w:r>
-      <w:proofErr w:type="spellStart"/>
-      <w:r>
-        <w:rPr>
-          <w:rFonts w:ascii="Times New Roman" w:hAnsi="Times New Roman" w:cs="Times New Roman"/>
-          <w:sz w:val="24"/>
-          <w:szCs w:val="24"/>
-          <w:lang w:val="ru-RU"/>
-        </w:rPr>
-        <w:t>через</w:t>
-      </w:r>
-      <w:proofErr w:type="spellEnd"/>
-      <w:r>
-        <w:rPr>
-          <w:rFonts w:ascii="Times New Roman" w:hAnsi="Times New Roman" w:cs="Times New Roman"/>
-          <w:sz w:val="24"/>
-          <w:szCs w:val="24"/>
-          <w:lang w:val="ru-RU"/>
-        </w:rPr>
-        <w:t xml:space="preserve"> современную аналогию: это романтическая любовь — существуют два человека, мужчина и женщина, которые по каким-то обстоятельствам разделены, например, социальной иерархией, и между ними возникает романтическая любовь. В обычной жизни идёт взаимодействие </w:t>
+      <w:r>
+        <w:rPr>
+          <w:rFonts w:ascii="Times New Roman" w:hAnsi="Times New Roman" w:cs="Times New Roman"/>
+          <w:sz w:val="24"/>
+          <w:szCs w:val="24"/>
+          <w:lang w:val="ru-RU"/>
+        </w:rPr>
+        <w:t xml:space="preserve">через современную аналогию: это романтическая любовь — существуют два человека, мужчина и женщина, которые по каким-то обстоятельствам разделены, например, социальной иерархией, и между ними возникает романтическая любовь. В обычной жизни идёт взаимодействие </w:t>
       </w:r>
       <w:proofErr w:type="spellStart"/>
       <w:r>
@@ -1225,6 +1353,7 @@
           <w:szCs w:val="24"/>
           <w:lang w:val="ru-RU"/>
         </w:rPr>
+        <w:lastRenderedPageBreak/>
         <w:t xml:space="preserve">Эта любовь никак не относится к </w:t>
       </w:r>
       <w:r>
@@ -1448,7 +1577,6 @@
           <w:szCs w:val="24"/>
           <w:lang w:val="ru-RU"/>
         </w:rPr>
-        <w:lastRenderedPageBreak/>
         <w:t>любовь</w:t>
       </w:r>
       <w:r>
@@ -2021,7 +2149,17 @@
           <w:szCs w:val="24"/>
           <w:lang w:val="ru-RU"/>
         </w:rPr>
-        <w:t xml:space="preserve">: Бог знает, кого он спасет, а кого — нет. Игра уже сыграна: можно делать всё что угодно, ничего на это решение не повлияет. Все, что остается сделать человеку при жизни, это понять, получена ли </w:t>
+        <w:t xml:space="preserve">: Бог знает, кого он спасет, а кого — нет. Игра уже сыграна: можно делать всё что угодно, ничего на это решение не повлияет. Все, что </w:t>
+      </w:r>
+      <w:r>
+        <w:rPr>
+          <w:rFonts w:ascii="Times New Roman" w:hAnsi="Times New Roman" w:cs="Times New Roman"/>
+          <w:sz w:val="24"/>
+          <w:szCs w:val="24"/>
+          <w:lang w:val="ru-RU"/>
+        </w:rPr>
+        <w:lastRenderedPageBreak/>
+        <w:t xml:space="preserve">остается сделать человеку при жизни, это понять, получена ли </w:t>
       </w:r>
       <w:proofErr w:type="spellStart"/>
       <w:r>

--- a/public/lesson-8.docx
+++ b/public/lesson-8.docx
@@ -12,7 +12,16 @@
         <w:rPr>
           <w:lang w:val="ru-RU"/>
         </w:rPr>
-        <w:t>#27 два ключевых пункта в споре Пелагия и Августина: (НЕ)существование Зла и (НЕ)возможность контроля над аффектами / страстями;</w:t>
+        <w:t>#27</w:t>
+      </w:r>
+      <w:r>
+        <w:t>.</w:t>
+      </w:r>
+      <w:r>
+        <w:rPr>
+          <w:lang w:val="ru-RU"/>
+        </w:rPr>
+        <w:t xml:space="preserve"> два ключевых пункта в споре Пелагия и Августина: (НЕ)существование Зла и (НЕ)возможность контроля над аффектами / страстями;</w:t>
       </w:r>
     </w:p>
     <w:p>
@@ -25,21 +34,16 @@
         <w:rPr>
           <w:lang w:val="ru-RU"/>
         </w:rPr>
-        <w:t>#28 настоящий источник искушения – не тело и его потребности, но имитация свободы воли / "своеволие" – отклонение (</w:t>
-      </w:r>
-      <w:proofErr w:type="spellStart"/>
-      <w:r>
-        <w:rPr>
-          <w:lang w:val="ru-RU"/>
-        </w:rPr>
-        <w:t>defectio</w:t>
-      </w:r>
-      <w:proofErr w:type="spellEnd"/>
-      <w:r>
-        <w:rPr>
-          <w:lang w:val="ru-RU"/>
-        </w:rPr>
-        <w:t>) от замысла Творения, от Бытия / Истины – к Ничто;</w:t>
+        <w:t>#28</w:t>
+      </w:r>
+      <w:r>
+        <w:t>.</w:t>
+      </w:r>
+      <w:r>
+        <w:rPr>
+          <w:lang w:val="ru-RU"/>
+        </w:rPr>
+        <w:t xml:space="preserve"> настоящий источник искушения – не тело и его потребности, но имитация свободы воли / "своеволие" – отклонение (defectio) от замысла Творения, от Бытия / Истины – к Ничто;</w:t>
       </w:r>
     </w:p>
     <w:p>
@@ -52,35 +56,16 @@
         <w:rPr>
           <w:lang w:val="ru-RU"/>
         </w:rPr>
-        <w:t>#29 Божественная Любовь (Агапэ) – это незаслуженная милость (</w:t>
-      </w:r>
-      <w:proofErr w:type="spellStart"/>
-      <w:r>
-        <w:rPr>
-          <w:lang w:val="ru-RU"/>
-        </w:rPr>
-        <w:t>gratia</w:t>
-      </w:r>
-      <w:proofErr w:type="spellEnd"/>
-      <w:r>
-        <w:rPr>
-          <w:lang w:val="ru-RU"/>
-        </w:rPr>
-        <w:t>), источник спасения: открытие внутри нас уникального и вечного, нашей Личности (</w:t>
-      </w:r>
-      <w:proofErr w:type="spellStart"/>
-      <w:r>
-        <w:rPr>
-          <w:lang w:val="ru-RU"/>
-        </w:rPr>
-        <w:t>Юпостасис</w:t>
-      </w:r>
-      <w:proofErr w:type="spellEnd"/>
-      <w:r>
-        <w:rPr>
-          <w:lang w:val="ru-RU"/>
-        </w:rPr>
-        <w:t>);</w:t>
+        <w:t>#29</w:t>
+      </w:r>
+      <w:r>
+        <w:t>.</w:t>
+      </w:r>
+      <w:r>
+        <w:rPr>
+          <w:lang w:val="ru-RU"/>
+        </w:rPr>
+        <w:t xml:space="preserve"> Божественная Любовь (Агапэ) – это незаслуженная милость (gratia), источник спасения: открытие внутри нас уникального и вечного, нашей Личности (Юпостасис);</w:t>
       </w:r>
     </w:p>
     <w:p>
@@ -93,7 +78,16 @@
         <w:rPr>
           <w:lang w:val="ru-RU"/>
         </w:rPr>
-        <w:t>#30 в монотеистической картине мира решения проблем (разрешение доктринальных споров) порождает новые проблемы (споры), пока круг ни замыкается, потому что становится актуальной исходная проблема;</w:t>
+        <w:t>#30</w:t>
+      </w:r>
+      <w:r>
+        <w:t>.</w:t>
+      </w:r>
+      <w:r>
+        <w:rPr>
+          <w:lang w:val="ru-RU"/>
+        </w:rPr>
+        <w:t xml:space="preserve"> в монотеистической картине мира решения проблем (разрешение доктринальных споров) порождает новые проблемы (споры), пока круг ни замыкается, потому что становится актуальной исходная проблема;</w:t>
       </w:r>
     </w:p>
     <w:p>
@@ -106,35 +100,16 @@
         <w:rPr>
           <w:lang w:val="ru-RU"/>
         </w:rPr>
-        <w:t>#31 Реформация: актуализация "</w:t>
-      </w:r>
-      <w:proofErr w:type="spellStart"/>
-      <w:r>
-        <w:rPr>
-          <w:lang w:val="ru-RU"/>
-        </w:rPr>
-        <w:t>августинианства</w:t>
-      </w:r>
-      <w:proofErr w:type="spellEnd"/>
-      <w:r>
-        <w:rPr>
-          <w:lang w:val="ru-RU"/>
-        </w:rPr>
-        <w:t xml:space="preserve">" – признание невозможности постичь замысел Бога и "спастись своими силами" (Лютер), а спасение через </w:t>
-      </w:r>
-      <w:proofErr w:type="spellStart"/>
-      <w:r>
-        <w:rPr>
-          <w:lang w:val="ru-RU"/>
-        </w:rPr>
-        <w:t>gratia</w:t>
-      </w:r>
-      <w:proofErr w:type="spellEnd"/>
-      <w:r>
-        <w:rPr>
-          <w:lang w:val="ru-RU"/>
-        </w:rPr>
-        <w:t xml:space="preserve"> (благодать / милость) – это лотерея (Кальвин).</w:t>
+        <w:t>#31</w:t>
+      </w:r>
+      <w:r>
+        <w:t>.</w:t>
+      </w:r>
+      <w:r>
+        <w:rPr>
+          <w:lang w:val="ru-RU"/>
+        </w:rPr>
+        <w:t xml:space="preserve"> Реформация: актуализация "августинианства" – признание невозможности постичь замысел Бога и "спастись своими силами" (Лютер), а спасение через gratia (благодать / милость) – это лотерея (Кальвин).</w:t>
       </w:r>
     </w:p>
     <w:p>
@@ -353,11 +328,9 @@
         </w:rPr>
         <w:t xml:space="preserve">Ответ: точно не так, это больше похоже на воздействие на тебя беса или дьявола; лучше понимать зло в человеке как внезапное проявление в нем его </w:t>
       </w:r>
-      <w:proofErr w:type="spellStart"/>
       <w:r>
         <w:t>defectio</w:t>
       </w:r>
-      <w:proofErr w:type="spellEnd"/>
       <w:r>
         <w:rPr>
           <w:lang w:val="ru-RU"/>
@@ -383,7 +356,6 @@
         </w:rPr>
         <w:t xml:space="preserve">Достоевский в </w:t>
       </w:r>
-      <w:proofErr w:type="spellStart"/>
       <w:r>
         <w:rPr>
           <w:rFonts w:ascii="Times New Roman" w:hAnsi="Times New Roman" w:cs="Times New Roman"/>
@@ -393,35 +365,14 @@
         </w:rPr>
         <w:t>ПиН</w:t>
       </w:r>
-      <w:proofErr w:type="spellEnd"/>
-      <w:r>
-        <w:rPr>
-          <w:rFonts w:ascii="Times New Roman" w:hAnsi="Times New Roman" w:cs="Times New Roman"/>
-          <w:sz w:val="24"/>
-          <w:szCs w:val="24"/>
-          <w:lang w:val="ru-RU"/>
-        </w:rPr>
-        <w:t xml:space="preserve"> рассказывает, что Раскольников принял своеволие за свободу воли, попытался создать проект, независимый ни от чего, но в конце он узнает, что </w:t>
-      </w:r>
-      <w:proofErr w:type="gramStart"/>
-      <w:r>
-        <w:rPr>
-          <w:rFonts w:ascii="Times New Roman" w:hAnsi="Times New Roman" w:cs="Times New Roman"/>
-          <w:sz w:val="24"/>
-          <w:szCs w:val="24"/>
-          <w:lang w:val="ru-RU"/>
-        </w:rPr>
-        <w:t>его воля это</w:t>
-      </w:r>
-      <w:proofErr w:type="gramEnd"/>
-      <w:r>
-        <w:rPr>
-          <w:rFonts w:ascii="Times New Roman" w:hAnsi="Times New Roman" w:cs="Times New Roman"/>
-          <w:sz w:val="24"/>
-          <w:szCs w:val="24"/>
-          <w:lang w:val="ru-RU"/>
-        </w:rPr>
-        <w:t xml:space="preserve"> на самом деле не воля, а лишь имитация.</w:t>
+      <w:r>
+        <w:rPr>
+          <w:rFonts w:ascii="Times New Roman" w:hAnsi="Times New Roman" w:cs="Times New Roman"/>
+          <w:sz w:val="24"/>
+          <w:szCs w:val="24"/>
+          <w:lang w:val="ru-RU"/>
+        </w:rPr>
+        <w:t xml:space="preserve"> рассказывает, что Раскольников принял своеволие за свободу воли, попытался создать проект, независимый ни от чего, но в конце он узнает, что его воля это на самом деле не воля, а лишь имитация.</w:t>
       </w:r>
     </w:p>
     <w:p>
@@ -523,7 +474,6 @@
         </w:rPr>
         <w:t xml:space="preserve"> понимала, что достижение </w:t>
       </w:r>
-      <w:proofErr w:type="spellStart"/>
       <w:r>
         <w:rPr>
           <w:rFonts w:ascii="Times New Roman" w:hAnsi="Times New Roman" w:cs="Times New Roman"/>
@@ -535,7 +485,6 @@
         </w:rPr>
         <w:t>эвдеймонии</w:t>
       </w:r>
-      <w:proofErr w:type="spellEnd"/>
       <w:r>
         <w:rPr>
           <w:rFonts w:ascii="Times New Roman" w:hAnsi="Times New Roman" w:cs="Times New Roman"/>
@@ -635,7 +584,6 @@
         </w:rPr>
         <w:t xml:space="preserve">: «я не могу контролировать себя. Это бессмысленно». На этом фоне Пелагий, версия которого (50/50) состояла как бы в очередной формуле получения </w:t>
       </w:r>
-      <w:proofErr w:type="spellStart"/>
       <w:r>
         <w:rPr>
           <w:rFonts w:ascii="Times New Roman" w:hAnsi="Times New Roman" w:cs="Times New Roman"/>
@@ -647,7 +595,6 @@
         </w:rPr>
         <w:t>эвдеймонии</w:t>
       </w:r>
-      <w:proofErr w:type="spellEnd"/>
       <w:r>
         <w:rPr>
           <w:rFonts w:ascii="Times New Roman" w:hAnsi="Times New Roman" w:cs="Times New Roman"/>
@@ -694,7 +641,6 @@
         </w:rPr>
         <w:t xml:space="preserve">объяснял, почему </w:t>
       </w:r>
-      <w:proofErr w:type="spellStart"/>
       <w:r>
         <w:rPr>
           <w:rFonts w:ascii="Times New Roman" w:hAnsi="Times New Roman" w:cs="Times New Roman"/>
@@ -706,7 +652,6 @@
         </w:rPr>
         <w:t>эвдеймония</w:t>
       </w:r>
-      <w:proofErr w:type="spellEnd"/>
       <w:r>
         <w:rPr>
           <w:rFonts w:ascii="Times New Roman" w:hAnsi="Times New Roman" w:cs="Times New Roman"/>
@@ -914,7 +859,6 @@
         </w:rPr>
         <w:t xml:space="preserve"> действительно имитация и правит всем она, но где-то внутри есть подлинный </w:t>
       </w:r>
-      <w:proofErr w:type="spellStart"/>
       <w:r>
         <w:rPr>
           <w:rFonts w:ascii="Times New Roman" w:hAnsi="Times New Roman" w:cs="Times New Roman"/>
@@ -927,7 +871,6 @@
         </w:rPr>
         <w:t>юпостасис</w:t>
       </w:r>
-      <w:proofErr w:type="spellEnd"/>
       <w:r>
         <w:rPr>
           <w:rFonts w:ascii="Times New Roman" w:hAnsi="Times New Roman" w:cs="Times New Roman"/>
@@ -958,7 +901,6 @@
         </w:rPr>
         <w:t xml:space="preserve"> </w:t>
       </w:r>
-      <w:proofErr w:type="spellStart"/>
       <w:r>
         <w:rPr>
           <w:rFonts w:ascii="Times New Roman" w:hAnsi="Times New Roman" w:cs="Times New Roman"/>
@@ -979,7 +921,6 @@
         </w:rPr>
         <w:t>racia</w:t>
       </w:r>
-      <w:proofErr w:type="spellEnd"/>
       <w:r>
         <w:rPr>
           <w:rFonts w:ascii="Times New Roman" w:hAnsi="Times New Roman" w:cs="Times New Roman"/>
@@ -1007,9 +948,36 @@
           <w:szCs w:val="24"/>
           <w:lang w:val="ru-RU"/>
         </w:rPr>
-        <w:t xml:space="preserve">умеренное </w:t>
-      </w:r>
-      <w:proofErr w:type="spellStart"/>
+        <w:t>умеренное Августинианство</w:t>
+      </w:r>
+      <w:r>
+        <w:rPr>
+          <w:rFonts w:ascii="Times New Roman" w:hAnsi="Times New Roman" w:cs="Times New Roman"/>
+          <w:sz w:val="24"/>
+          <w:szCs w:val="24"/>
+          <w:lang w:val="ru-RU"/>
+        </w:rPr>
+        <w:t>.</w:t>
+      </w:r>
+    </w:p>
+    <w:p>
+      <w:pPr>
+        <w:rPr>
+          <w:rFonts w:ascii="Times New Roman" w:hAnsi="Times New Roman" w:cs="Times New Roman"/>
+          <w:sz w:val="24"/>
+          <w:szCs w:val="24"/>
+          <w:lang w:val="ru-RU"/>
+        </w:rPr>
+      </w:pPr>
+      <w:r>
+        <w:rPr>
+          <w:rFonts w:ascii="Times New Roman" w:hAnsi="Times New Roman" w:cs="Times New Roman"/>
+          <w:sz w:val="24"/>
+          <w:szCs w:val="24"/>
+          <w:lang w:val="ru-RU"/>
+        </w:rPr>
+        <w:t xml:space="preserve">Но что может побудить бога в такой доктрине даровать человеку </w:t>
+      </w:r>
       <w:r>
         <w:rPr>
           <w:rFonts w:ascii="Times New Roman" w:hAnsi="Times New Roman" w:cs="Times New Roman"/>
@@ -1017,40 +985,132 @@
           <w:iCs/>
           <w:sz w:val="24"/>
           <w:szCs w:val="24"/>
-          <w:lang w:val="ru-RU"/>
-        </w:rPr>
-        <w:t>Августинианство</w:t>
-      </w:r>
-      <w:proofErr w:type="spellEnd"/>
-      <w:r>
-        <w:rPr>
-          <w:rFonts w:ascii="Times New Roman" w:hAnsi="Times New Roman" w:cs="Times New Roman"/>
-          <w:sz w:val="24"/>
-          <w:szCs w:val="24"/>
-          <w:lang w:val="ru-RU"/>
-        </w:rPr>
-        <w:t>.</w:t>
+        </w:rPr>
+        <w:t>gracia</w:t>
+      </w:r>
+      <w:r>
+        <w:rPr>
+          <w:rFonts w:ascii="Times New Roman" w:hAnsi="Times New Roman" w:cs="Times New Roman"/>
+          <w:sz w:val="24"/>
+          <w:szCs w:val="24"/>
+          <w:lang w:val="ru-RU"/>
+        </w:rPr>
+        <w:t xml:space="preserve">? Ответ: бескорыстная, жертвенная любовь </w:t>
+      </w:r>
+      <w:r>
+        <w:rPr>
+          <w:rFonts w:ascii="Times New Roman" w:hAnsi="Times New Roman" w:cs="Times New Roman"/>
+          <w:sz w:val="24"/>
+          <w:szCs w:val="24"/>
+          <w:lang w:val="ru-RU"/>
+        </w:rPr>
+        <w:t>ἀγάπη</w:t>
+      </w:r>
+      <w:r>
+        <w:rPr>
+          <w:rFonts w:ascii="Times New Roman" w:hAnsi="Times New Roman" w:cs="Times New Roman"/>
+          <w:sz w:val="24"/>
+          <w:szCs w:val="24"/>
+          <w:lang w:val="ru-RU"/>
+        </w:rPr>
+        <w:t xml:space="preserve"> </w:t>
+      </w:r>
+      <w:r>
+        <w:rPr>
+          <w:rFonts w:ascii="Times New Roman" w:hAnsi="Times New Roman" w:cs="Times New Roman"/>
+          <w:sz w:val="24"/>
+          <w:szCs w:val="24"/>
+          <w:lang w:val="ru-RU"/>
+        </w:rPr>
+        <w:t>[</w:t>
+      </w:r>
+      <w:r>
+        <w:rPr>
+          <w:rFonts w:ascii="Times New Roman" w:hAnsi="Times New Roman" w:cs="Times New Roman"/>
+          <w:sz w:val="24"/>
+          <w:szCs w:val="24"/>
+          <w:lang w:val="ru-RU"/>
+        </w:rPr>
+        <w:t>агапэ</w:t>
+      </w:r>
+      <w:r>
+        <w:rPr>
+          <w:rFonts w:ascii="Times New Roman" w:hAnsi="Times New Roman" w:cs="Times New Roman"/>
+          <w:sz w:val="24"/>
+          <w:szCs w:val="24"/>
+          <w:lang w:val="ru-RU"/>
+        </w:rPr>
+        <w:t>]</w:t>
+      </w:r>
+      <w:r>
+        <w:rPr>
+          <w:rFonts w:ascii="Times New Roman" w:hAnsi="Times New Roman" w:cs="Times New Roman"/>
+          <w:sz w:val="24"/>
+          <w:szCs w:val="24"/>
+          <w:lang w:val="ru-RU"/>
+        </w:rPr>
+        <w:t>. Отсюда ниточка тянется к Иисусу.</w:t>
       </w:r>
     </w:p>
     <w:p>
       <w:pPr>
-        <w:rPr>
-          <w:rFonts w:ascii="Times New Roman" w:hAnsi="Times New Roman" w:cs="Times New Roman"/>
-          <w:sz w:val="24"/>
-          <w:szCs w:val="24"/>
-          <w:lang w:val="ru-RU"/>
-        </w:rPr>
-      </w:pPr>
-      <w:r>
-        <w:rPr>
-          <w:rFonts w:ascii="Times New Roman" w:hAnsi="Times New Roman" w:cs="Times New Roman"/>
-          <w:sz w:val="24"/>
-          <w:szCs w:val="24"/>
-          <w:lang w:val="ru-RU"/>
-        </w:rPr>
-        <w:t xml:space="preserve">Но что может побудить бога в такой доктрине даровать человеку </w:t>
-      </w:r>
-      <w:proofErr w:type="spellStart"/>
+        <w:pStyle w:val="Heading2"/>
+        <w:rPr>
+          <w:lang w:val="ru-RU"/>
+        </w:rPr>
+      </w:pPr>
+      <w:r>
+        <w:rPr>
+          <w:lang w:val="ru-RU"/>
+        </w:rPr>
+        <w:t>Любовь бога</w:t>
+      </w:r>
+    </w:p>
+    <w:p>
+      <w:pPr>
+        <w:rPr>
+          <w:rFonts w:ascii="Times New Roman" w:hAnsi="Times New Roman" w:cs="Times New Roman"/>
+          <w:sz w:val="24"/>
+          <w:szCs w:val="24"/>
+          <w:lang w:val="ru-RU"/>
+        </w:rPr>
+      </w:pPr>
+      <w:r>
+        <w:rPr>
+          <w:rFonts w:ascii="Times New Roman" w:hAnsi="Times New Roman" w:cs="Times New Roman"/>
+          <w:sz w:val="24"/>
+          <w:szCs w:val="24"/>
+          <w:lang w:val="ru-RU"/>
+        </w:rPr>
+        <w:t>Попробовать</w:t>
+      </w:r>
+      <w:r>
+        <w:rPr>
+          <w:rFonts w:ascii="Times New Roman" w:hAnsi="Times New Roman" w:cs="Times New Roman"/>
+          <w:sz w:val="24"/>
+          <w:szCs w:val="24"/>
+          <w:lang w:val="ru-RU"/>
+        </w:rPr>
+        <w:t xml:space="preserve"> объяснить эту любовь </w:t>
+      </w:r>
+      <w:r>
+        <w:rPr>
+          <w:rFonts w:ascii="Times New Roman" w:hAnsi="Times New Roman" w:cs="Times New Roman"/>
+          <w:sz w:val="24"/>
+          <w:szCs w:val="24"/>
+          <w:lang w:val="ru-RU"/>
+        </w:rPr>
+        <w:t xml:space="preserve">можно </w:t>
+      </w:r>
+      <w:r>
+        <w:rPr>
+          <w:rFonts w:ascii="Times New Roman" w:hAnsi="Times New Roman" w:cs="Times New Roman"/>
+          <w:sz w:val="24"/>
+          <w:szCs w:val="24"/>
+          <w:lang w:val="ru-RU"/>
+        </w:rPr>
+        <w:t xml:space="preserve">через современную аналогию: это романтическая любовь — существуют два человека, мужчина и женщина, которые по каким-то обстоятельствам разделены, например, социальной иерархией, и между ними возникает романтическая любовь. В обычной жизни идёт взаимодействие </w:t>
+      </w:r>
       <w:r>
         <w:rPr>
           <w:rFonts w:ascii="Times New Roman" w:hAnsi="Times New Roman" w:cs="Times New Roman"/>
@@ -1058,145 +1118,19 @@
           <w:iCs/>
           <w:sz w:val="24"/>
           <w:szCs w:val="24"/>
-        </w:rPr>
-        <w:t>gracia</w:t>
-      </w:r>
-      <w:proofErr w:type="spellEnd"/>
-      <w:r>
-        <w:rPr>
-          <w:rFonts w:ascii="Times New Roman" w:hAnsi="Times New Roman" w:cs="Times New Roman"/>
-          <w:sz w:val="24"/>
-          <w:szCs w:val="24"/>
-          <w:lang w:val="ru-RU"/>
-        </w:rPr>
-        <w:t xml:space="preserve">? Ответ: бескорыстная, жертвенная любовь </w:t>
-      </w:r>
-      <w:proofErr w:type="spellStart"/>
-      <w:r>
-        <w:rPr>
-          <w:rFonts w:ascii="Times New Roman" w:hAnsi="Times New Roman" w:cs="Times New Roman"/>
-          <w:sz w:val="24"/>
-          <w:szCs w:val="24"/>
-          <w:lang w:val="ru-RU"/>
-        </w:rPr>
-        <w:t>ἀγά</w:t>
-      </w:r>
-      <w:proofErr w:type="spellEnd"/>
-      <w:r>
-        <w:rPr>
-          <w:rFonts w:ascii="Times New Roman" w:hAnsi="Times New Roman" w:cs="Times New Roman"/>
-          <w:sz w:val="24"/>
-          <w:szCs w:val="24"/>
-          <w:lang w:val="ru-RU"/>
-        </w:rPr>
-        <w:t>πη</w:t>
-      </w:r>
-      <w:r>
-        <w:rPr>
-          <w:rFonts w:ascii="Times New Roman" w:hAnsi="Times New Roman" w:cs="Times New Roman"/>
-          <w:sz w:val="24"/>
-          <w:szCs w:val="24"/>
-          <w:lang w:val="ru-RU"/>
-        </w:rPr>
-        <w:t xml:space="preserve"> </w:t>
-      </w:r>
-      <w:r>
-        <w:rPr>
-          <w:rFonts w:ascii="Times New Roman" w:hAnsi="Times New Roman" w:cs="Times New Roman"/>
-          <w:sz w:val="24"/>
-          <w:szCs w:val="24"/>
-          <w:lang w:val="ru-RU"/>
-        </w:rPr>
-        <w:t>[</w:t>
-      </w:r>
-      <w:r>
-        <w:rPr>
-          <w:rFonts w:ascii="Times New Roman" w:hAnsi="Times New Roman" w:cs="Times New Roman"/>
-          <w:sz w:val="24"/>
-          <w:szCs w:val="24"/>
-          <w:lang w:val="ru-RU"/>
-        </w:rPr>
-        <w:t>агапэ</w:t>
-      </w:r>
-      <w:r>
-        <w:rPr>
-          <w:rFonts w:ascii="Times New Roman" w:hAnsi="Times New Roman" w:cs="Times New Roman"/>
-          <w:sz w:val="24"/>
-          <w:szCs w:val="24"/>
-          <w:lang w:val="ru-RU"/>
-        </w:rPr>
-        <w:t>]</w:t>
-      </w:r>
-      <w:r>
-        <w:rPr>
-          <w:rFonts w:ascii="Times New Roman" w:hAnsi="Times New Roman" w:cs="Times New Roman"/>
-          <w:sz w:val="24"/>
-          <w:szCs w:val="24"/>
-          <w:lang w:val="ru-RU"/>
-        </w:rPr>
-        <w:t>. Отсюда ниточка тянется к Иисусу.</w:t>
-      </w:r>
-    </w:p>
-    <w:p>
-      <w:pPr>
-        <w:pStyle w:val="Heading2"/>
-        <w:rPr>
-          <w:lang w:val="ru-RU"/>
-        </w:rPr>
-      </w:pPr>
-      <w:r>
-        <w:rPr>
-          <w:lang w:val="ru-RU"/>
-        </w:rPr>
-        <w:t>Любовь бога</w:t>
-      </w:r>
-    </w:p>
-    <w:p>
-      <w:pPr>
-        <w:rPr>
-          <w:rFonts w:ascii="Times New Roman" w:hAnsi="Times New Roman" w:cs="Times New Roman"/>
-          <w:sz w:val="24"/>
-          <w:szCs w:val="24"/>
-          <w:lang w:val="ru-RU"/>
-        </w:rPr>
-      </w:pPr>
-      <w:r>
-        <w:rPr>
-          <w:rFonts w:ascii="Times New Roman" w:hAnsi="Times New Roman" w:cs="Times New Roman"/>
-          <w:sz w:val="24"/>
-          <w:szCs w:val="24"/>
-          <w:lang w:val="ru-RU"/>
-        </w:rPr>
-        <w:t>Попробовать</w:t>
-      </w:r>
-      <w:r>
-        <w:rPr>
-          <w:rFonts w:ascii="Times New Roman" w:hAnsi="Times New Roman" w:cs="Times New Roman"/>
-          <w:sz w:val="24"/>
-          <w:szCs w:val="24"/>
-          <w:lang w:val="ru-RU"/>
-        </w:rPr>
-        <w:t xml:space="preserve"> объяснить эту любовь </w:t>
-      </w:r>
-      <w:r>
-        <w:rPr>
-          <w:rFonts w:ascii="Times New Roman" w:hAnsi="Times New Roman" w:cs="Times New Roman"/>
-          <w:sz w:val="24"/>
-          <w:szCs w:val="24"/>
-          <w:lang w:val="ru-RU"/>
-        </w:rPr>
-        <w:t xml:space="preserve">можно </w:t>
-      </w:r>
-      <w:r>
-        <w:rPr>
-          <w:rFonts w:ascii="Times New Roman" w:hAnsi="Times New Roman" w:cs="Times New Roman"/>
-          <w:sz w:val="24"/>
-          <w:szCs w:val="24"/>
-          <w:lang w:val="ru-RU"/>
-        </w:rPr>
-        <w:t xml:space="preserve">через современную аналогию: это романтическая любовь — существуют два человека, мужчина и женщина, которые по каким-то обстоятельствам разделены, например, социальной иерархией, и между ними возникает романтическая любовь. В обычной жизни идёт взаимодействие </w:t>
-      </w:r>
-      <w:proofErr w:type="spellStart"/>
+          <w:lang w:val="ru-RU"/>
+        </w:rPr>
+        <w:t>усии</w:t>
+      </w:r>
+      <w:r>
+        <w:rPr>
+          <w:rFonts w:ascii="Times New Roman" w:hAnsi="Times New Roman" w:cs="Times New Roman"/>
+          <w:sz w:val="24"/>
+          <w:szCs w:val="24"/>
+          <w:lang w:val="ru-RU"/>
+        </w:rPr>
+        <w:t xml:space="preserve"> с </w:t>
+      </w:r>
       <w:r>
         <w:rPr>
           <w:rFonts w:ascii="Times New Roman" w:hAnsi="Times New Roman" w:cs="Times New Roman"/>
@@ -1206,19 +1140,17 @@
           <w:szCs w:val="24"/>
           <w:lang w:val="ru-RU"/>
         </w:rPr>
-        <w:t>усии</w:t>
-      </w:r>
-      <w:proofErr w:type="spellEnd"/>
-      <w:r>
-        <w:rPr>
-          <w:rFonts w:ascii="Times New Roman" w:hAnsi="Times New Roman" w:cs="Times New Roman"/>
-          <w:sz w:val="24"/>
-          <w:szCs w:val="24"/>
-          <w:lang w:val="ru-RU"/>
-        </w:rPr>
-        <w:t xml:space="preserve"> с </w:t>
-      </w:r>
-      <w:proofErr w:type="spellStart"/>
+        <w:t>усией</w:t>
+      </w:r>
+      <w:r>
+        <w:rPr>
+          <w:rFonts w:ascii="Times New Roman" w:hAnsi="Times New Roman" w:cs="Times New Roman"/>
+          <w:sz w:val="24"/>
+          <w:szCs w:val="24"/>
+          <w:lang w:val="ru-RU"/>
+        </w:rPr>
+        <w:t xml:space="preserve">, потому что люди играют определенные социальные роли, носят «маски». За этими же масками стоят уникальные </w:t>
+      </w:r>
       <w:r>
         <w:rPr>
           <w:rFonts w:ascii="Times New Roman" w:hAnsi="Times New Roman" w:cs="Times New Roman"/>
@@ -1228,31 +1160,8 @@
           <w:szCs w:val="24"/>
           <w:lang w:val="ru-RU"/>
         </w:rPr>
-        <w:t>усией</w:t>
-      </w:r>
-      <w:proofErr w:type="spellEnd"/>
-      <w:r>
-        <w:rPr>
-          <w:rFonts w:ascii="Times New Roman" w:hAnsi="Times New Roman" w:cs="Times New Roman"/>
-          <w:sz w:val="24"/>
-          <w:szCs w:val="24"/>
-          <w:lang w:val="ru-RU"/>
-        </w:rPr>
-        <w:t xml:space="preserve">, потому что люди играют определенные социальные роли, носят «маски». За этими же масками стоят уникальные </w:t>
-      </w:r>
-      <w:proofErr w:type="spellStart"/>
-      <w:r>
-        <w:rPr>
-          <w:rFonts w:ascii="Times New Roman" w:hAnsi="Times New Roman" w:cs="Times New Roman"/>
-          <w:i/>
-          <w:iCs/>
-          <w:sz w:val="24"/>
-          <w:szCs w:val="24"/>
-          <w:lang w:val="ru-RU"/>
-        </w:rPr>
         <w:t>юпостасисы</w:t>
       </w:r>
-      <w:proofErr w:type="spellEnd"/>
       <w:r>
         <w:rPr>
           <w:rFonts w:ascii="Times New Roman" w:hAnsi="Times New Roman" w:cs="Times New Roman"/>
@@ -1376,7 +1285,6 @@
         </w:rPr>
         <w:t xml:space="preserve">, плотской любви, связанной с </w:t>
       </w:r>
-      <w:proofErr w:type="spellStart"/>
       <w:r>
         <w:rPr>
           <w:rFonts w:ascii="Times New Roman" w:hAnsi="Times New Roman" w:cs="Times New Roman"/>
@@ -1388,7 +1296,6 @@
         </w:rPr>
         <w:t>усией</w:t>
       </w:r>
-      <w:proofErr w:type="spellEnd"/>
       <w:r>
         <w:rPr>
           <w:rFonts w:ascii="Times New Roman" w:hAnsi="Times New Roman" w:cs="Times New Roman"/>
@@ -1588,7 +1495,6 @@
         </w:rPr>
         <w:t xml:space="preserve">. Поэтому в слове </w:t>
       </w:r>
-      <w:proofErr w:type="spellStart"/>
       <w:r>
         <w:rPr>
           <w:rFonts w:ascii="Times New Roman" w:hAnsi="Times New Roman" w:cs="Times New Roman"/>
@@ -1599,7 +1505,6 @@
         </w:rPr>
         <w:t>gracia</w:t>
       </w:r>
-      <w:proofErr w:type="spellEnd"/>
       <w:r>
         <w:rPr>
           <w:rFonts w:ascii="Times New Roman" w:hAnsi="Times New Roman" w:cs="Times New Roman"/>
@@ -1949,7 +1854,6 @@
         </w:rPr>
         <w:t xml:space="preserve">в своей статье говорил, что следовать заповедям нужно для того, чтобы понять, что делать это невозможно. Нужно прийти к отчаянию, превратиться в пустой сосуд. Тогда появится шанс воспринять </w:t>
       </w:r>
-      <w:proofErr w:type="spellStart"/>
       <w:r>
         <w:rPr>
           <w:rFonts w:ascii="Times New Roman" w:hAnsi="Times New Roman" w:cs="Times New Roman"/>
@@ -1960,7 +1864,6 @@
         </w:rPr>
         <w:t>gracia</w:t>
       </w:r>
-      <w:proofErr w:type="spellEnd"/>
       <w:r>
         <w:rPr>
           <w:rFonts w:ascii="Times New Roman" w:hAnsi="Times New Roman" w:cs="Times New Roman"/>
@@ -2088,7 +1991,6 @@
         </w:rPr>
         <w:t xml:space="preserve">азывал </w:t>
       </w:r>
-      <w:proofErr w:type="spellStart"/>
       <w:r>
         <w:rPr>
           <w:rFonts w:ascii="Times New Roman" w:hAnsi="Times New Roman" w:cs="Times New Roman"/>
@@ -2099,7 +2001,6 @@
         </w:rPr>
         <w:t>gracia</w:t>
       </w:r>
-      <w:proofErr w:type="spellEnd"/>
       <w:r>
         <w:rPr>
           <w:rFonts w:ascii="Times New Roman" w:hAnsi="Times New Roman" w:cs="Times New Roman"/>
@@ -2109,7 +2010,6 @@
         </w:rPr>
         <w:t xml:space="preserve"> лотереей, так как нет никаких средств повлиять на его получение. Задает вопрос: кто будет инициатором </w:t>
       </w:r>
-      <w:proofErr w:type="spellStart"/>
       <w:r>
         <w:rPr>
           <w:rFonts w:ascii="Times New Roman" w:hAnsi="Times New Roman" w:cs="Times New Roman"/>
@@ -2120,7 +2020,6 @@
         </w:rPr>
         <w:t>gracia</w:t>
       </w:r>
-      <w:proofErr w:type="spellEnd"/>
       <w:r>
         <w:rPr>
           <w:rFonts w:ascii="Times New Roman" w:hAnsi="Times New Roman" w:cs="Times New Roman"/>
@@ -2161,7 +2060,6 @@
         <w:lastRenderedPageBreak/>
         <w:t xml:space="preserve">остается сделать человеку при жизни, это понять, получена ли </w:t>
       </w:r>
-      <w:proofErr w:type="spellStart"/>
       <w:r>
         <w:rPr>
           <w:rFonts w:ascii="Times New Roman" w:hAnsi="Times New Roman" w:cs="Times New Roman"/>
@@ -2172,7 +2070,6 @@
         </w:rPr>
         <w:t>gracia</w:t>
       </w:r>
-      <w:proofErr w:type="spellEnd"/>
       <w:r>
         <w:rPr>
           <w:rFonts w:ascii="Times New Roman" w:hAnsi="Times New Roman" w:cs="Times New Roman"/>
